--- a/hxx初稿.docx
+++ b/hxx初稿.docx
@@ -10,8 +10,21 @@
     </w:p>
     <w:p>
       <w:pPr>
+        <w:spacing w:line="500" w:lineRule="exact"/>
+        <w:ind w:firstLine="480"/>
+        <w:rPr>
+          <w:rFonts w:hint="eastAsia"/>
+          <w:u w:val="single"/>
+        </w:rPr>
+      </w:pPr>
+    </w:p>
+    <w:p>
+      <w:pPr>
         <w:ind w:firstLine="480"/>
         <w:jc w:val="center"/>
+        <w:rPr>
+          <w:rFonts w:hint="eastAsia"/>
+        </w:rPr>
       </w:pPr>
       <w:r>
         <w:rPr>
@@ -19,10 +32,10 @@
           <w:noProof/>
         </w:rPr>
         <w:drawing>
-          <wp:inline distT="0" distB="0" distL="0" distR="0" wp14:anchorId="64B420FB" wp14:editId="6D62306C">
-            <wp:extent cx="4572000" cy="1079500"/>
-            <wp:effectExtent l="0" t="0" r="0" b="0"/>
-            <wp:docPr id="1" name="图片 1"/>
+          <wp:inline distT="0" distB="0" distL="0" distR="0" wp14:anchorId="2821CBA2" wp14:editId="49312E11">
+            <wp:extent cx="4572000" cy="1076325"/>
+            <wp:effectExtent l="0" t="0" r="0" b="9525"/>
+            <wp:docPr id="957438923" name="图片 2"/>
             <wp:cNvGraphicFramePr>
               <a:graphicFrameLocks xmlns:a="http://schemas.openxmlformats.org/drawingml/2006/main"/>
             </wp:cNvGraphicFramePr>
@@ -32,7 +45,7 @@
                   <pic:nvPicPr>
                     <pic:cNvPr id="0" name="图片 1"/>
                     <pic:cNvPicPr>
-                      <a:picLocks/>
+                      <a:picLocks noChangeArrowheads="1"/>
                     </pic:cNvPicPr>
                   </pic:nvPicPr>
                   <pic:blipFill>
@@ -51,7 +64,7 @@
                   <pic:spPr bwMode="auto">
                     <a:xfrm>
                       <a:off x="0" y="0"/>
-                      <a:ext cx="4572000" cy="1079500"/>
+                      <a:ext cx="4572000" cy="1076325"/>
                     </a:xfrm>
                     <a:prstGeom prst="rect">
                       <a:avLst/>
@@ -70,153 +83,136 @@
     </w:p>
     <w:p>
       <w:pPr>
-        <w:spacing w:line="500" w:lineRule="exact"/>
+        <w:ind w:firstLine="480"/>
+        <w:jc w:val="center"/>
+        <w:rPr>
+          <w:rFonts w:hint="eastAsia"/>
+        </w:rPr>
+      </w:pPr>
+    </w:p>
+    <w:p>
+      <w:pPr>
         <w:ind w:firstLine="1044"/>
         <w:jc w:val="center"/>
         <w:rPr>
-          <w:rFonts w:ascii="KaiTi_GB2312" w:eastAsia="KaiTi_GB2312"/>
+          <w:rFonts w:eastAsia="KaiTi_GB2312" w:hint="eastAsia"/>
           <w:b/>
           <w:sz w:val="52"/>
-          <w:szCs w:val="52"/>
-        </w:rPr>
-      </w:pPr>
-    </w:p>
-    <w:p>
-      <w:pPr>
-        <w:spacing w:line="500" w:lineRule="exact"/>
-        <w:ind w:firstLine="1044"/>
-        <w:jc w:val="center"/>
-        <w:rPr>
-          <w:rFonts w:ascii="KaiTi_GB2312" w:eastAsia="KaiTi_GB2312"/>
+        </w:rPr>
+      </w:pPr>
+      <w:r>
+        <w:rPr>
+          <w:rFonts w:eastAsia="KaiTi_GB2312" w:hint="eastAsia"/>
           <w:b/>
           <w:sz w:val="52"/>
-          <w:szCs w:val="52"/>
-        </w:rPr>
-      </w:pPr>
-      <w:r>
-        <w:rPr>
-          <w:rFonts w:ascii="KaiTi_GB2312" w:eastAsia="KaiTi_GB2312" w:hint="eastAsia"/>
-          <w:b/>
-          <w:sz w:val="52"/>
-          <w:szCs w:val="52"/>
-        </w:rPr>
-        <w:t>文献综述报告</w:t>
-      </w:r>
-    </w:p>
-    <w:p>
-      <w:pPr>
-        <w:ind w:firstLine="562"/>
+        </w:rPr>
+        <w:t>本科毕业论文（设计）</w:t>
+      </w:r>
+    </w:p>
+    <w:p>
+      <w:pPr>
+        <w:ind w:firstLine="480"/>
         <w:jc w:val="center"/>
         <w:rPr>
-          <w:b/>
-          <w:sz w:val="28"/>
-        </w:rPr>
-      </w:pPr>
-    </w:p>
-    <w:p>
-      <w:pPr>
-        <w:spacing w:line="500" w:lineRule="exact"/>
-        <w:ind w:firstLine="960"/>
+          <w:rFonts w:hint="eastAsia"/>
+        </w:rPr>
+      </w:pPr>
+    </w:p>
+    <w:p>
+      <w:pPr>
+        <w:ind w:firstLine="480"/>
         <w:jc w:val="center"/>
         <w:rPr>
-          <w:rFonts w:eastAsia="华文行楷"/>
-          <w:sz w:val="48"/>
-          <w:szCs w:val="48"/>
-        </w:rPr>
-      </w:pPr>
-    </w:p>
-    <w:p>
-      <w:pPr>
-        <w:spacing w:line="500" w:lineRule="exact"/>
-        <w:ind w:firstLine="960"/>
-        <w:jc w:val="center"/>
-        <w:rPr>
-          <w:rFonts w:eastAsia="华文行楷"/>
-          <w:sz w:val="48"/>
-          <w:szCs w:val="48"/>
-        </w:rPr>
-      </w:pPr>
-    </w:p>
-    <w:p>
-      <w:pPr>
-        <w:spacing w:line="500" w:lineRule="exact"/>
-        <w:ind w:firstLine="960"/>
-        <w:jc w:val="center"/>
-        <w:rPr>
-          <w:rFonts w:eastAsia="华文行楷"/>
-          <w:sz w:val="48"/>
-          <w:szCs w:val="48"/>
-        </w:rPr>
-      </w:pPr>
-    </w:p>
-    <w:p>
-      <w:pPr>
-        <w:spacing w:before="120" w:after="120"/>
-        <w:ind w:firstLine="640"/>
-        <w:rPr>
-          <w:rFonts w:eastAsia="KaiTi_GB2312"/>
-          <w:b/>
+          <w:rFonts w:hint="eastAsia"/>
+        </w:rPr>
+      </w:pPr>
+    </w:p>
+    <w:p>
+      <w:pPr>
+        <w:spacing w:beforeLines="50" w:before="156" w:line="360" w:lineRule="auto"/>
+        <w:ind w:firstLine="643"/>
+        <w:rPr>
+          <w:rFonts w:hint="eastAsia"/>
           <w:sz w:val="32"/>
-        </w:rPr>
-      </w:pPr>
-      <w:r>
-        <w:rPr>
-          <w:rFonts w:eastAsia="KaiTi_GB2312" w:hint="eastAsia"/>
-          <w:sz w:val="32"/>
-        </w:rPr>
-        <w:t xml:space="preserve">          </w:t>
-      </w:r>
+          <w:u w:val="single"/>
+        </w:rPr>
+      </w:pPr>
       <w:r>
         <w:rPr>
           <w:rFonts w:eastAsia="KaiTi_GB2312" w:hint="eastAsia"/>
           <w:b/>
           <w:sz w:val="32"/>
         </w:rPr>
-        <w:t>学</w:t>
+        <w:t>中文题目</w:t>
+      </w:r>
+      <w:r>
+        <w:rPr>
+          <w:rFonts w:eastAsia="KaiTi_GB2312" w:hint="eastAsia"/>
+          <w:sz w:val="32"/>
+        </w:rPr>
+        <w:t>：</w:t>
+      </w:r>
+      <w:r>
+        <w:rPr>
+          <w:rFonts w:eastAsia="KaiTi_GB2312" w:hint="eastAsia"/>
+          <w:sz w:val="32"/>
+          <w:u w:val="single"/>
+        </w:rPr>
+        <w:t xml:space="preserve">    </w:t>
       </w:r>
       <w:r>
         <w:rPr>
           <w:rFonts w:eastAsia="KaiTi_GB2312" w:hint="eastAsia"/>
           <w:b/>
           <w:sz w:val="32"/>
-        </w:rPr>
-        <w:t xml:space="preserve"> </w:t>
+          <w:u w:val="single"/>
+        </w:rPr>
+        <w:t>基于</w:t>
       </w:r>
       <w:r>
         <w:rPr>
           <w:rFonts w:eastAsia="KaiTi_GB2312" w:hint="eastAsia"/>
           <w:b/>
           <w:sz w:val="32"/>
-        </w:rPr>
-        <w:t>院：</w:t>
+          <w:u w:val="single"/>
+        </w:rPr>
+        <w:t xml:space="preserve"> Java </w:t>
       </w:r>
       <w:r>
         <w:rPr>
           <w:rFonts w:eastAsia="KaiTi_GB2312" w:hint="eastAsia"/>
           <w:b/>
           <w:sz w:val="32"/>
-        </w:rPr>
-        <w:t xml:space="preserve"> </w:t>
-      </w:r>
-      <w:proofErr w:type="gramStart"/>
+          <w:u w:val="single"/>
+        </w:rPr>
+        <w:t>的就业指导系统的设计与实现</w:t>
+      </w:r>
       <w:r>
         <w:rPr>
           <w:rFonts w:eastAsia="KaiTi_GB2312" w:hint="eastAsia"/>
           <w:b/>
           <w:sz w:val="32"/>
-        </w:rPr>
-        <w:t>爱恩学院</w:t>
-      </w:r>
-      <w:proofErr w:type="gramEnd"/>
-    </w:p>
-    <w:p>
-      <w:pPr>
-        <w:spacing w:before="120" w:after="120"/>
-        <w:ind w:firstLine="643"/>
-        <w:rPr>
-          <w:rFonts w:eastAsia="KaiTi_GB2312"/>
-          <w:b/>
+          <w:u w:val="single"/>
+        </w:rPr>
+        <w:t xml:space="preserve">  </w:t>
+      </w:r>
+      <w:r>
+        <w:rPr>
+          <w:rFonts w:hint="eastAsia"/>
           <w:sz w:val="32"/>
+          <w:u w:val="single"/>
+        </w:rPr>
+        <w:t xml:space="preserve">              </w:t>
+      </w:r>
+    </w:p>
+    <w:p>
+      <w:pPr>
+        <w:spacing w:beforeLines="50" w:before="156" w:line="360" w:lineRule="auto"/>
+        <w:ind w:left="720" w:firstLineChars="0" w:firstLine="0"/>
+        <w:rPr>
+          <w:rFonts w:hint="eastAsia"/>
+          <w:sz w:val="32"/>
+          <w:u w:val="single"/>
         </w:rPr>
       </w:pPr>
       <w:r>
@@ -225,15 +221,55 @@
           <w:b/>
           <w:sz w:val="32"/>
         </w:rPr>
-        <w:t xml:space="preserve">          </w:t>
-      </w:r>
-      <w:r>
+        <w:t>外文题目</w:t>
+      </w:r>
+      <w:r>
+        <w:rPr>
+          <w:rFonts w:eastAsia="KaiTi_GB2312" w:hint="eastAsia"/>
+          <w:sz w:val="32"/>
+        </w:rPr>
+        <w:t>：</w:t>
+      </w:r>
+      <w:r>
+        <w:rPr>
+          <w:rFonts w:hint="eastAsia"/>
+          <w:sz w:val="32"/>
+          <w:u w:val="single"/>
+        </w:rPr>
+        <w:t xml:space="preserve">    </w:t>
+      </w:r>
+      <w:r>
+        <w:rPr>
+          <w:sz w:val="32"/>
+          <w:u w:val="single"/>
+        </w:rPr>
+        <w:t>Design and Implementation of a Java-Based Career Guidance System</w:t>
+      </w:r>
+      <w:r>
+        <w:rPr>
+          <w:rFonts w:hint="eastAsia"/>
+          <w:sz w:val="32"/>
+          <w:u w:val="single"/>
+        </w:rPr>
+        <w:t xml:space="preserve">                   </w:t>
+      </w:r>
+    </w:p>
+    <w:p>
+      <w:pPr>
+        <w:spacing w:before="120" w:after="120"/>
+        <w:ind w:firstLine="640"/>
         <w:rPr>
           <w:rFonts w:eastAsia="KaiTi_GB2312" w:hint="eastAsia"/>
           <w:b/>
           <w:sz w:val="32"/>
         </w:rPr>
-        <w:t>专</w:t>
+      </w:pPr>
+      <w:r>
+        <w:rPr>
+          <w:rFonts w:eastAsia="KaiTi_GB2312" w:hint="eastAsia"/>
+          <w:sz w:val="32"/>
+        </w:rPr>
+        <w:t xml:space="preserve">   </w:t>
       </w:r>
       <w:r>
         <w:rPr>
@@ -241,7 +277,7 @@
           <w:b/>
           <w:sz w:val="32"/>
         </w:rPr>
-        <w:t xml:space="preserve"> </w:t>
+        <w:t>学</w:t>
       </w:r>
       <w:r>
         <w:rPr>
@@ -249,7 +285,7 @@
           <w:b/>
           <w:sz w:val="32"/>
         </w:rPr>
-        <w:t>业：</w:t>
+        <w:t xml:space="preserve"> </w:t>
       </w:r>
       <w:r>
         <w:rPr>
@@ -257,42 +293,36 @@
           <w:b/>
           <w:sz w:val="32"/>
         </w:rPr>
-        <w:t xml:space="preserve"> </w:t>
-      </w:r>
+        <w:t>院：</w:t>
+      </w:r>
+      <w:proofErr w:type="gramStart"/>
       <w:r>
         <w:rPr>
           <w:rFonts w:eastAsia="KaiTi_GB2312" w:hint="eastAsia"/>
           <w:b/>
           <w:sz w:val="32"/>
         </w:rPr>
-        <w:t>信息管理与系统</w:t>
-      </w:r>
+        <w:t>爱恩学院</w:t>
+      </w:r>
+      <w:proofErr w:type="gramEnd"/>
     </w:p>
     <w:p>
       <w:pPr>
         <w:spacing w:before="120" w:after="120"/>
         <w:ind w:firstLine="643"/>
-        <w:rPr>
-          <w:rFonts w:eastAsia="KaiTi_GB2312"/>
-          <w:b/>
-          <w:sz w:val="32"/>
-        </w:rPr>
-      </w:pPr>
-      <w:r>
         <w:rPr>
           <w:rFonts w:eastAsia="KaiTi_GB2312" w:hint="eastAsia"/>
           <w:b/>
           <w:sz w:val="32"/>
         </w:rPr>
-        <w:t xml:space="preserve">          </w:t>
-      </w:r>
+      </w:pPr>
       <w:r>
         <w:rPr>
           <w:rFonts w:eastAsia="KaiTi_GB2312" w:hint="eastAsia"/>
           <w:b/>
           <w:sz w:val="32"/>
         </w:rPr>
-        <w:t>班</w:t>
+        <w:t xml:space="preserve">   </w:t>
       </w:r>
       <w:r>
         <w:rPr>
@@ -300,7 +330,7 @@
           <w:b/>
           <w:sz w:val="32"/>
         </w:rPr>
-        <w:t xml:space="preserve"> </w:t>
+        <w:t>班</w:t>
       </w:r>
       <w:r>
         <w:rPr>
@@ -308,7 +338,7 @@
           <w:b/>
           <w:sz w:val="32"/>
         </w:rPr>
-        <w:t>级：</w:t>
+        <w:t xml:space="preserve"> </w:t>
       </w:r>
       <w:r>
         <w:rPr>
@@ -316,7 +346,7 @@
           <w:b/>
           <w:sz w:val="32"/>
         </w:rPr>
-        <w:t xml:space="preserve"> </w:t>
+        <w:t>级：信管</w:t>
       </w:r>
       <w:r>
         <w:rPr>
@@ -324,7 +354,7 @@
           <w:b/>
           <w:sz w:val="32"/>
         </w:rPr>
-        <w:t>信管</w:t>
+        <w:t>4</w:t>
       </w:r>
       <w:r>
         <w:rPr>
@@ -332,26 +362,18 @@
           <w:b/>
           <w:sz w:val="32"/>
         </w:rPr>
-        <w:t>4</w:t>
-      </w:r>
-      <w:r>
+        <w:t>班</w:t>
+      </w:r>
+    </w:p>
+    <w:p>
+      <w:pPr>
+        <w:spacing w:before="120" w:after="120"/>
+        <w:ind w:firstLine="643"/>
         <w:rPr>
           <w:rFonts w:eastAsia="KaiTi_GB2312" w:hint="eastAsia"/>
           <w:b/>
           <w:sz w:val="32"/>
         </w:rPr>
-        <w:t>班</w:t>
-      </w:r>
-    </w:p>
-    <w:p>
-      <w:pPr>
-        <w:spacing w:before="120" w:after="120"/>
-        <w:ind w:firstLine="643"/>
-        <w:rPr>
-          <w:rFonts w:eastAsia="KaiTi_GB2312"/>
-          <w:b/>
-          <w:sz w:val="32"/>
-        </w:rPr>
       </w:pPr>
       <w:r>
         <w:rPr>
@@ -359,7 +381,7 @@
           <w:b/>
           <w:sz w:val="32"/>
         </w:rPr>
-        <w:t xml:space="preserve">          </w:t>
+        <w:t xml:space="preserve">   </w:t>
       </w:r>
       <w:r>
         <w:rPr>
@@ -383,23 +405,26 @@
           <w:b/>
           <w:sz w:val="32"/>
         </w:rPr>
-        <w:t>名：</w:t>
-      </w:r>
-      <w:r>
+        <w:t>名：黄心璇</w:t>
+      </w:r>
+    </w:p>
+    <w:p>
+      <w:pPr>
+        <w:spacing w:before="120" w:after="120"/>
+        <w:ind w:firstLine="643"/>
         <w:rPr>
           <w:rFonts w:eastAsia="KaiTi_GB2312" w:hint="eastAsia"/>
           <w:b/>
           <w:sz w:val="32"/>
         </w:rPr>
-        <w:t xml:space="preserve"> </w:t>
-      </w:r>
+      </w:pPr>
       <w:r>
         <w:rPr>
           <w:rFonts w:eastAsia="KaiTi_GB2312" w:hint="eastAsia"/>
           <w:b/>
           <w:sz w:val="32"/>
         </w:rPr>
-        <w:t>黄心璇</w:t>
+        <w:t xml:space="preserve">   </w:t>
       </w:r>
       <w:r>
         <w:rPr>
@@ -407,26 +432,15 @@
           <w:b/>
           <w:sz w:val="32"/>
         </w:rPr>
-        <w:t xml:space="preserve">       </w:t>
-      </w:r>
-    </w:p>
-    <w:p>
-      <w:pPr>
-        <w:spacing w:before="120" w:after="120"/>
-        <w:ind w:firstLine="643"/>
-        <w:rPr>
-          <w:rFonts w:eastAsia="KaiTi_GB2312"/>
-          <w:b/>
-          <w:sz w:val="32"/>
-        </w:rPr>
-      </w:pPr>
+        <w:t>学</w:t>
+      </w:r>
       <w:r>
         <w:rPr>
           <w:rFonts w:eastAsia="KaiTi_GB2312" w:hint="eastAsia"/>
           <w:b/>
           <w:sz w:val="32"/>
         </w:rPr>
-        <w:t xml:space="preserve">          </w:t>
+        <w:t xml:space="preserve"> </w:t>
       </w:r>
       <w:r>
         <w:rPr>
@@ -434,7 +448,7 @@
           <w:b/>
           <w:sz w:val="32"/>
         </w:rPr>
-        <w:t>学</w:t>
+        <w:t>号：</w:t>
       </w:r>
       <w:r>
         <w:rPr>
@@ -442,118 +456,87 @@
           <w:b/>
           <w:sz w:val="32"/>
         </w:rPr>
-        <w:t xml:space="preserve"> </w:t>
-      </w:r>
-      <w:r>
+        <w:t>2291406</w:t>
+      </w:r>
+    </w:p>
+    <w:p>
+      <w:pPr>
+        <w:spacing w:before="120" w:after="120"/>
+        <w:ind w:firstLine="643"/>
         <w:rPr>
           <w:rFonts w:eastAsia="KaiTi_GB2312" w:hint="eastAsia"/>
           <w:b/>
           <w:sz w:val="32"/>
         </w:rPr>
-        <w:t>号：</w:t>
-      </w:r>
+      </w:pPr>
       <w:r>
         <w:rPr>
           <w:rFonts w:eastAsia="KaiTi_GB2312" w:hint="eastAsia"/>
           <w:b/>
           <w:sz w:val="32"/>
         </w:rPr>
-        <w:t xml:space="preserve"> 2291406</w:t>
-      </w:r>
-    </w:p>
-    <w:p>
-      <w:pPr>
-        <w:spacing w:before="120" w:after="120"/>
-        <w:ind w:firstLine="643"/>
+        <w:t>指导教师：卢鹏</w:t>
+      </w:r>
+    </w:p>
+    <w:p>
+      <w:pPr>
+        <w:ind w:firstLine="600"/>
+        <w:jc w:val="center"/>
         <w:rPr>
           <w:rFonts w:eastAsia="KaiTi_GB2312"/>
-          <w:b/>
-          <w:sz w:val="32"/>
-        </w:rPr>
-      </w:pPr>
-      <w:r>
+          <w:sz w:val="30"/>
+        </w:rPr>
+      </w:pPr>
+    </w:p>
+    <w:p>
+      <w:pPr>
+        <w:ind w:firstLine="602"/>
+        <w:jc w:val="center"/>
         <w:rPr>
           <w:rFonts w:eastAsia="KaiTi_GB2312" w:hint="eastAsia"/>
           <w:b/>
-          <w:sz w:val="32"/>
-        </w:rPr>
-        <w:t xml:space="preserve">          </w:t>
-      </w:r>
+          <w:sz w:val="30"/>
+        </w:rPr>
+      </w:pPr>
       <w:r>
         <w:rPr>
           <w:rFonts w:eastAsia="KaiTi_GB2312" w:hint="eastAsia"/>
           <w:b/>
-          <w:sz w:val="32"/>
-        </w:rPr>
-        <w:t>指导教师：</w:t>
+          <w:sz w:val="30"/>
+        </w:rPr>
+        <w:t>2026</w:t>
       </w:r>
       <w:r>
         <w:rPr>
           <w:rFonts w:eastAsia="KaiTi_GB2312" w:hint="eastAsia"/>
           <w:b/>
-          <w:sz w:val="32"/>
-        </w:rPr>
-        <w:t xml:space="preserve"> </w:t>
+          <w:sz w:val="30"/>
+        </w:rPr>
+        <w:t>年</w:t>
       </w:r>
       <w:r>
         <w:rPr>
           <w:rFonts w:eastAsia="KaiTi_GB2312" w:hint="eastAsia"/>
           <w:b/>
-          <w:sz w:val="32"/>
-        </w:rPr>
-        <w:t>卢鹏</w:t>
-      </w:r>
-    </w:p>
-    <w:p>
-      <w:pPr>
-        <w:ind w:firstLine="602"/>
-        <w:jc w:val="center"/>
+          <w:sz w:val="30"/>
+        </w:rPr>
+        <w:t xml:space="preserve">  </w:t>
+      </w:r>
+      <w:r>
         <w:rPr>
           <w:rFonts w:eastAsia="KaiTi_GB2312"/>
           <w:b/>
           <w:sz w:val="30"/>
         </w:rPr>
-      </w:pPr>
-    </w:p>
-    <w:p>
-      <w:pPr>
-        <w:ind w:firstLine="602"/>
-        <w:jc w:val="center"/>
-        <w:rPr>
-          <w:rFonts w:eastAsia="KaiTi_GB2312"/>
-          <w:b/>
-          <w:sz w:val="30"/>
-        </w:rPr>
-      </w:pPr>
-    </w:p>
-    <w:p>
-      <w:pPr>
-        <w:ind w:firstLine="602"/>
-        <w:jc w:val="center"/>
-        <w:rPr>
-          <w:rFonts w:eastAsia="KaiTi_GB2312"/>
-          <w:b/>
-          <w:sz w:val="30"/>
-        </w:rPr>
-      </w:pPr>
-    </w:p>
-    <w:p>
-      <w:pPr>
-        <w:ind w:firstLine="602"/>
-        <w:jc w:val="center"/>
-        <w:rPr>
-          <w:rFonts w:eastAsia="KaiTi_GB2312"/>
-          <w:b/>
-          <w:sz w:val="30"/>
-        </w:rPr>
-      </w:pPr>
+        <w:t xml:space="preserve"> </w:t>
+      </w:r>
       <w:r>
         <w:rPr>
           <w:rFonts w:eastAsia="KaiTi_GB2312" w:hint="eastAsia"/>
           <w:b/>
           <w:sz w:val="30"/>
         </w:rPr>
-        <w:t>202</w:t>
+        <w:t>3</w:t>
       </w:r>
       <w:r>
         <w:rPr>
@@ -561,57 +544,29 @@
           <w:b/>
           <w:sz w:val="30"/>
         </w:rPr>
-        <w:t>6</w:t>
-      </w:r>
-      <w:r>
+        <w:t>月</w:t>
+      </w:r>
+    </w:p>
+    <w:p>
+      <w:pPr>
+        <w:ind w:firstLine="602"/>
+        <w:jc w:val="center"/>
         <w:rPr>
           <w:rFonts w:eastAsia="KaiTi_GB2312" w:hint="eastAsia"/>
           <w:b/>
           <w:sz w:val="30"/>
         </w:rPr>
-        <w:t>年</w:t>
-      </w:r>
-      <w:r>
+      </w:pPr>
+    </w:p>
+    <w:p>
+      <w:pPr>
+        <w:ind w:firstLine="602"/>
+        <w:jc w:val="center"/>
         <w:rPr>
           <w:rFonts w:eastAsia="KaiTi_GB2312" w:hint="eastAsia"/>
           <w:b/>
           <w:sz w:val="30"/>
         </w:rPr>
-        <w:t xml:space="preserve"> </w:t>
-      </w:r>
-      <w:r>
-        <w:rPr>
-          <w:rFonts w:eastAsia="KaiTi_GB2312"/>
-          <w:b/>
-          <w:sz w:val="30"/>
-        </w:rPr>
-        <w:t xml:space="preserve"> </w:t>
-      </w:r>
-      <w:r>
-        <w:rPr>
-          <w:rFonts w:eastAsia="KaiTi_GB2312" w:hint="eastAsia"/>
-          <w:b/>
-          <w:sz w:val="30"/>
-        </w:rPr>
-        <w:t>3</w:t>
-      </w:r>
-      <w:r>
-        <w:rPr>
-          <w:rFonts w:eastAsia="KaiTi_GB2312" w:hint="eastAsia"/>
-          <w:b/>
-          <w:sz w:val="30"/>
-        </w:rPr>
-        <w:t>月</w:t>
-      </w:r>
-    </w:p>
-    <w:p>
-      <w:pPr>
-        <w:ind w:firstLineChars="0" w:firstLine="0"/>
-        <w:rPr>
-          <w:b/>
-          <w:bCs/>
-          <w:sz w:val="30"/>
-        </w:rPr>
       </w:pPr>
     </w:p>
     <w:p>
@@ -714,9 +669,6 @@
     <w:p>
       <w:pPr>
         <w:ind w:firstLineChars="0" w:firstLine="0"/>
-        <w:rPr>
-          <w:rFonts w:hint="eastAsia"/>
-        </w:rPr>
       </w:pPr>
       <w:r>
         <w:rPr>
@@ -753,9 +705,6 @@
       <w:pPr>
         <w:pStyle w:val="a9"/>
         <w:ind w:firstLine="360"/>
-        <w:rPr>
-          <w:rFonts w:hint="eastAsia"/>
-        </w:rPr>
       </w:pPr>
       <w:r>
         <w:rPr>
@@ -846,9 +795,6 @@
     <w:p>
       <w:pPr>
         <w:ind w:firstLine="480"/>
-        <w:rPr>
-          <w:rFonts w:hint="eastAsia"/>
-        </w:rPr>
         <w:sectPr>
           <w:headerReference w:type="even" r:id="rId9"/>
           <w:headerReference w:type="default" r:id="rId10"/>
@@ -886,7 +832,6 @@
           <w:pPr>
             <w:ind w:firstLine="480"/>
             <w:rPr>
-              <w:rFonts w:hint="eastAsia"/>
               <w:lang w:val="zh-CN"/>
             </w:rPr>
           </w:pPr>
@@ -5531,28 +5476,13 @@
     <w:p>
       <w:pPr>
         <w:pStyle w:val="21"/>
+      </w:pPr>
+      <w:bookmarkStart w:id="4" w:name="_Toc223832003"/>
+      <w:r>
         <w:rPr>
           <w:rFonts w:hint="eastAsia"/>
         </w:rPr>
-      </w:pPr>
-      <w:bookmarkStart w:id="4" w:name="_Toc223832003"/>
-      <w:r>
-        <w:rPr>
-          <w:rFonts w:hint="eastAsia"/>
-        </w:rPr>
-        <w:t>1</w:t>
-      </w:r>
-      <w:r>
-        <w:rPr>
-          <w:rFonts w:hint="eastAsia"/>
-        </w:rPr>
-        <w:t>.1</w:t>
-      </w:r>
-      <w:r>
-        <w:rPr>
-          <w:rFonts w:hint="eastAsia"/>
-        </w:rPr>
-        <w:t xml:space="preserve"> 研究背景及意义</w:t>
+        <w:t>1.1 研究背景及意义</w:t>
       </w:r>
       <w:bookmarkEnd w:id="4"/>
     </w:p>
@@ -7125,9 +7055,6 @@
     <w:p>
       <w:pPr>
         <w:pStyle w:val="1"/>
-        <w:rPr>
-          <w:rFonts w:hint="eastAsia"/>
-        </w:rPr>
       </w:pPr>
       <w:bookmarkStart w:id="9" w:name="_Toc223832008"/>
       <w:r>
@@ -7186,228 +7113,225 @@
         <w:rPr>
           <w:vertAlign w:val="superscript"/>
         </w:rPr>
+        <w:instrText xml:space="preserve"> \* MERGEFORMAT </w:instrText>
       </w:r>
       <w:r>
         <w:rPr>
           <w:vertAlign w:val="superscript"/>
         </w:rPr>
+      </w:r>
+      <w:r>
+        <w:rPr>
+          <w:vertAlign w:val="superscript"/>
+        </w:rPr>
+        <w:fldChar w:fldCharType="separate"/>
+      </w:r>
+      <w:r>
+        <w:rPr>
+          <w:vertAlign w:val="superscript"/>
+        </w:rPr>
+        <w:t>[29]</w:t>
+      </w:r>
+      <w:r>
+        <w:rPr>
+          <w:vertAlign w:val="superscript"/>
+        </w:rPr>
+        <w:fldChar w:fldCharType="end"/>
+      </w:r>
+      <w:r>
+        <w:t>，下面对二者的特点进行简要对比分析，并结合本系统的实际情况确定最终采用的架构方案。</w:t>
+      </w:r>
+    </w:p>
+    <w:p>
+      <w:pPr>
+        <w:ind w:firstLine="480"/>
+      </w:pPr>
+      <w:r>
+        <w:t>C/S</w:t>
+      </w:r>
+      <w:r>
+        <w:t>（</w:t>
+      </w:r>
+      <w:r>
+        <w:t>Client/Server</w:t>
+      </w:r>
+      <w:r>
+        <w:t>）即客户端</w:t>
+      </w:r>
+      <w:r>
+        <w:t>/</w:t>
+      </w:r>
+      <w:r>
+        <w:t>服务器模式，需要在用户设备上安装专用客户端软件，数据处理逻辑由客户端与服务器共同承担。这种模式响应速度快、交互体验好，但每次系统升级都需要同步更新所有客户端，维护成本较高，跨平台能力也相对较弱。</w:t>
+      </w:r>
+    </w:p>
+    <w:p>
+      <w:pPr>
+        <w:ind w:firstLine="480"/>
+      </w:pPr>
+      <w:r>
+        <w:t>B/S</w:t>
+      </w:r>
+      <w:r>
+        <w:t>（</w:t>
+      </w:r>
+      <w:r>
+        <w:t>Browser/Server</w:t>
+      </w:r>
+      <w:r>
+        <w:t>）即浏览器</w:t>
+      </w:r>
+      <w:r>
+        <w:t>/</w:t>
+      </w:r>
+      <w:r>
+        <w:t>服务器模式，用户只需通过浏览器即可访问系统，无需安装任何客户端软件，系统的核心逻辑全部集中在服务端。与</w:t>
+      </w:r>
+      <w:r>
+        <w:t xml:space="preserve"> C/S </w:t>
+      </w:r>
+      <w:r>
+        <w:t>相比，</w:t>
+      </w:r>
+      <w:r>
+        <w:t xml:space="preserve">B/S </w:t>
+      </w:r>
+      <w:r>
+        <w:t>结构在部署和维护上更加轻便，系统升级只需在服务端进行，用户刷新浏览器即可使用最新版本，同时</w:t>
+      </w:r>
+      <w:proofErr w:type="gramStart"/>
+      <w:r>
+        <w:t>天然支持</w:t>
+      </w:r>
+      <w:proofErr w:type="gramEnd"/>
+      <w:r>
+        <w:t>跨平台访问，对用户设备没有特殊要求。</w:t>
+      </w:r>
+    </w:p>
+    <w:p>
+      <w:pPr>
+        <w:ind w:firstLine="480"/>
+      </w:pPr>
+      <w:r>
+        <w:t>本系统面向学生、企业、辅导员和管理员四类用户群体，使用场景分散，对跨平台访问的需求较高，同时考虑到开发周期与后期维护成本，最终选用</w:t>
+      </w:r>
+      <w:r>
+        <w:t xml:space="preserve"> B/S </w:t>
+      </w:r>
+      <w:r>
+        <w:t>架构模式进行系统构建。</w:t>
+      </w:r>
+    </w:p>
+    <w:p>
+      <w:pPr>
+        <w:pStyle w:val="21"/>
+      </w:pPr>
+      <w:bookmarkStart w:id="11" w:name="_Toc223832010"/>
+      <w:r>
+        <w:t>2.2 系统采用的开发技术</w:t>
+      </w:r>
+      <w:bookmarkEnd w:id="11"/>
+    </w:p>
+    <w:p>
+      <w:pPr>
+        <w:pStyle w:val="31"/>
+      </w:pPr>
+      <w:bookmarkStart w:id="12" w:name="_Toc223832011"/>
+      <w:r>
+        <w:t xml:space="preserve">2.2.1 </w:t>
+      </w:r>
+      <w:r>
+        <w:rPr>
+          <w:rFonts w:ascii="Times New Roman" w:hAnsi="Times New Roman" w:cs="Times New Roman"/>
+        </w:rPr>
+        <w:t>Vue</w:t>
+      </w:r>
+      <w:r>
+        <w:t xml:space="preserve"> 概述</w:t>
+      </w:r>
+      <w:bookmarkEnd w:id="12"/>
+    </w:p>
+    <w:p>
+      <w:pPr>
+        <w:ind w:firstLine="480"/>
+      </w:pPr>
+      <w:r>
+        <w:t xml:space="preserve">Vue.js </w:t>
+      </w:r>
+      <w:r>
+        <w:t>是一套用于构建用户界面的渐进式</w:t>
+      </w:r>
+      <w:r>
+        <w:t xml:space="preserve"> JavaScript </w:t>
+      </w:r>
+      <w:r>
+        <w:t>框架，由</w:t>
+      </w:r>
+      <w:proofErr w:type="gramStart"/>
+      <w:r>
+        <w:t>尤雨溪于</w:t>
+      </w:r>
+      <w:proofErr w:type="gramEnd"/>
+      <w:r>
+        <w:t>2014</w:t>
+      </w:r>
+      <w:r>
+        <w:t>年发布，目前已发展至</w:t>
+      </w:r>
+      <w:r>
+        <w:t xml:space="preserve"> </w:t>
+      </w:r>
+      <w:proofErr w:type="spellStart"/>
+      <w:r>
+        <w:t>Vue3</w:t>
+      </w:r>
+      <w:proofErr w:type="spellEnd"/>
+      <w:r>
+        <w:t xml:space="preserve"> </w:t>
+      </w:r>
+      <w:r>
+        <w:t>版本。与其他前端框架相比，</w:t>
+      </w:r>
+      <w:r>
+        <w:t xml:space="preserve">Vue </w:t>
+      </w:r>
+      <w:r>
+        <w:t>的核心设计理念是</w:t>
+      </w:r>
+      <w:r>
+        <w:t>"</w:t>
+      </w:r>
+      <w:r>
+        <w:t>渐进式</w:t>
+      </w:r>
+      <w:r>
+        <w:t>"</w:t>
+      </w:r>
+      <w:r>
+        <w:t>，开发者可以只将其用于页面的某一部分，也可以结合生态工具构建完整的单页应用，上手门槛相对较低</w:t>
+      </w:r>
+      <w:r>
+        <w:rPr>
+          <w:vertAlign w:val="superscript"/>
+        </w:rPr>
+        <w:fldChar w:fldCharType="begin"/>
+      </w:r>
+      <w:r>
+        <w:rPr>
+          <w:vertAlign w:val="superscript"/>
+        </w:rPr>
+        <w:instrText xml:space="preserve"> REF _Ref223829572 \r \h </w:instrText>
+      </w:r>
+      <w:r>
+        <w:rPr>
+          <w:vertAlign w:val="superscript"/>
+        </w:rPr>
         <w:instrText xml:space="preserve"> \* MERGEFORMAT </w:instrText>
       </w:r>
       <w:r>
         <w:rPr>
           <w:vertAlign w:val="superscript"/>
         </w:rPr>
-        <w:fldChar w:fldCharType="separate"/>
-      </w:r>
-      <w:r>
-        <w:rPr>
-          <w:vertAlign w:val="superscript"/>
-        </w:rPr>
-        <w:t>[29]</w:t>
-      </w:r>
-      <w:r>
-        <w:rPr>
-          <w:vertAlign w:val="superscript"/>
-        </w:rPr>
-        <w:fldChar w:fldCharType="end"/>
-      </w:r>
-      <w:r>
-        <w:t>，下面对二者的特点进行简要对比分析，并结合本系统的实际情况确定最终采用的架构方案。</w:t>
-      </w:r>
-    </w:p>
-    <w:p>
-      <w:pPr>
-        <w:ind w:firstLine="480"/>
-      </w:pPr>
-      <w:r>
-        <w:t>C/S</w:t>
-      </w:r>
-      <w:r>
-        <w:t>（</w:t>
-      </w:r>
-      <w:r>
-        <w:t>Client/Server</w:t>
-      </w:r>
-      <w:r>
-        <w:t>）即客户端</w:t>
-      </w:r>
-      <w:r>
-        <w:t>/</w:t>
-      </w:r>
-      <w:r>
-        <w:t>服务器模式，需要在用户设备上安装专用客户端软件，数据处理逻辑由客户端与服务器共同承担。这种模式响应速度快、交互体验好，但每次系统升级都需要同步更新所有客户端，维护成本较高，跨平台能力也相对较弱。</w:t>
-      </w:r>
-    </w:p>
-    <w:p>
-      <w:pPr>
-        <w:ind w:firstLine="480"/>
-      </w:pPr>
-      <w:r>
-        <w:t>B/S</w:t>
-      </w:r>
-      <w:r>
-        <w:t>（</w:t>
-      </w:r>
-      <w:r>
-        <w:t>Browser/Server</w:t>
-      </w:r>
-      <w:r>
-        <w:t>）即浏览器</w:t>
-      </w:r>
-      <w:r>
-        <w:t>/</w:t>
-      </w:r>
-      <w:r>
-        <w:t>服务器模式，用户只需通过浏览器即可访问系统，无需安装任何客户端软件，系统的核心逻辑全部集中在服务端。与</w:t>
-      </w:r>
-      <w:r>
-        <w:t xml:space="preserve"> C/S </w:t>
-      </w:r>
-      <w:r>
-        <w:t>相比，</w:t>
-      </w:r>
-      <w:r>
-        <w:t xml:space="preserve">B/S </w:t>
-      </w:r>
-      <w:r>
-        <w:t>结构在部署和维护上更加轻便，系统升级只需在服务端进行，用户刷新浏览器即可使用最新版本，同时</w:t>
-      </w:r>
-      <w:proofErr w:type="gramStart"/>
-      <w:r>
-        <w:t>天然支持</w:t>
-      </w:r>
-      <w:proofErr w:type="gramEnd"/>
-      <w:r>
-        <w:t>跨平台访问，对用户设备没有特殊要求。</w:t>
-      </w:r>
-    </w:p>
-    <w:p>
-      <w:pPr>
-        <w:ind w:firstLine="480"/>
-        <w:rPr>
-          <w:rFonts w:hint="eastAsia"/>
-        </w:rPr>
-      </w:pPr>
-      <w:r>
-        <w:t>本系统面向学生、企业、辅导员和管理员四类用户群体，使用场景分散，对跨平台访问的需求较高，同时考虑到开发周期与后期维护成本，最终选用</w:t>
-      </w:r>
-      <w:r>
-        <w:t xml:space="preserve"> B/S </w:t>
-      </w:r>
-      <w:r>
-        <w:t>架构模式进行系统构建。</w:t>
-      </w:r>
-    </w:p>
-    <w:p>
-      <w:pPr>
-        <w:pStyle w:val="21"/>
-      </w:pPr>
-      <w:bookmarkStart w:id="11" w:name="_Toc223832010"/>
-      <w:r>
-        <w:t>2.2 系统采用的开发技术</w:t>
-      </w:r>
-      <w:bookmarkEnd w:id="11"/>
-    </w:p>
-    <w:p>
-      <w:pPr>
-        <w:pStyle w:val="31"/>
-      </w:pPr>
-      <w:bookmarkStart w:id="12" w:name="_Toc223832011"/>
-      <w:r>
-        <w:t xml:space="preserve">2.2.1 </w:t>
-      </w:r>
-      <w:r>
-        <w:rPr>
-          <w:rFonts w:ascii="Times New Roman" w:hAnsi="Times New Roman" w:cs="Times New Roman"/>
-        </w:rPr>
-        <w:t>Vue</w:t>
-      </w:r>
-      <w:r>
-        <w:t xml:space="preserve"> 概述</w:t>
-      </w:r>
-      <w:bookmarkEnd w:id="12"/>
-    </w:p>
-    <w:p>
-      <w:pPr>
-        <w:ind w:firstLine="480"/>
-      </w:pPr>
-      <w:r>
-        <w:t xml:space="preserve">Vue.js </w:t>
-      </w:r>
-      <w:r>
-        <w:t>是一套用于构建用户界面的渐进式</w:t>
-      </w:r>
-      <w:r>
-        <w:t xml:space="preserve"> JavaScript </w:t>
-      </w:r>
-      <w:r>
-        <w:t>框架，由</w:t>
-      </w:r>
-      <w:proofErr w:type="gramStart"/>
-      <w:r>
-        <w:t>尤雨溪于</w:t>
-      </w:r>
-      <w:proofErr w:type="gramEnd"/>
-      <w:r>
-        <w:t>2014</w:t>
-      </w:r>
-      <w:r>
-        <w:t>年发布，目前已发展至</w:t>
-      </w:r>
-      <w:r>
-        <w:t xml:space="preserve"> </w:t>
-      </w:r>
-      <w:proofErr w:type="spellStart"/>
-      <w:r>
-        <w:t>Vue3</w:t>
-      </w:r>
-      <w:proofErr w:type="spellEnd"/>
-      <w:r>
-        <w:t xml:space="preserve"> </w:t>
-      </w:r>
-      <w:r>
-        <w:t>版本。与其他前端框架相比，</w:t>
-      </w:r>
-      <w:r>
-        <w:t xml:space="preserve">Vue </w:t>
-      </w:r>
-      <w:r>
-        <w:t>的核心设计理念是</w:t>
-      </w:r>
-      <w:r>
-        <w:t>"</w:t>
-      </w:r>
-      <w:r>
-        <w:t>渐进式</w:t>
-      </w:r>
-      <w:r>
-        <w:t>"</w:t>
-      </w:r>
-      <w:r>
-        <w:t>，开发者可以只将其用于页面的某一部分，也可以结合生态工具构建完整的单页应用，上手门槛相对较低</w:t>
-      </w:r>
-      <w:r>
-        <w:rPr>
-          <w:vertAlign w:val="superscript"/>
-        </w:rPr>
-        <w:fldChar w:fldCharType="begin"/>
-      </w:r>
-      <w:r>
-        <w:rPr>
-          <w:vertAlign w:val="superscript"/>
-        </w:rPr>
-        <w:instrText xml:space="preserve"> REF _Ref223829572 \r \h </w:instrText>
-      </w:r>
-      <w:r>
-        <w:rPr>
-          <w:vertAlign w:val="superscript"/>
-        </w:rPr>
-      </w:r>
-      <w:r>
-        <w:rPr>
-          <w:vertAlign w:val="superscript"/>
-        </w:rPr>
-        <w:instrText xml:space="preserve"> \* MERGEFORMAT </w:instrText>
       </w:r>
       <w:r>
         <w:rPr>
@@ -7632,7 +7556,7 @@
           <w:szCs w:val="18"/>
           <w:vertAlign w:val="superscript"/>
         </w:rPr>
-        <w:instrText xml:space="preserve"> REF _Ref223829605 \r \h </w:instrText>
+        <w:instrText xml:space="preserve"> REF _Ref223829605 \r \h  \* MERGEFORMAT </w:instrText>
       </w:r>
       <w:r>
         <w:rPr>
@@ -7647,7 +7571,7 @@
           <w:szCs w:val="18"/>
           <w:vertAlign w:val="superscript"/>
         </w:rPr>
-        <w:instrText xml:space="preserve"> \* MERGEFORMAT </w:instrText>
+        <w:fldChar w:fldCharType="separate"/>
       </w:r>
       <w:r>
         <w:rPr>
@@ -7655,7 +7579,7 @@
           <w:szCs w:val="18"/>
           <w:vertAlign w:val="superscript"/>
         </w:rPr>
-        <w:fldChar w:fldCharType="separate"/>
+        <w:t>[31]</w:t>
       </w:r>
       <w:r>
         <w:rPr>
@@ -7663,476 +7587,465 @@
           <w:szCs w:val="18"/>
           <w:vertAlign w:val="superscript"/>
         </w:rPr>
-        <w:t>[31]</w:t>
-      </w:r>
-      <w:r>
-        <w:rPr>
-          <w:sz w:val="22"/>
-          <w:szCs w:val="18"/>
+        <w:fldChar w:fldCharType="end"/>
+      </w:r>
+      <w:r>
+        <w:t>。</w:t>
+      </w:r>
+      <w:r>
+        <w:t xml:space="preserve">Spring Boot </w:t>
+      </w:r>
+      <w:r>
+        <w:t>内嵌了</w:t>
+      </w:r>
+      <w:r>
+        <w:t xml:space="preserve"> Tomcat </w:t>
+      </w:r>
+      <w:r>
+        <w:t>服务器，支持直接以</w:t>
+      </w:r>
+      <w:r>
+        <w:t xml:space="preserve"> jar </w:t>
+      </w:r>
+      <w:proofErr w:type="gramStart"/>
+      <w:r>
+        <w:t>包形式</w:t>
+      </w:r>
+      <w:proofErr w:type="gramEnd"/>
+      <w:r>
+        <w:t>部署运行，极大简化了项目的部署流程，是目前</w:t>
+      </w:r>
+      <w:r>
+        <w:t xml:space="preserve"> Java </w:t>
+      </w:r>
+      <w:r>
+        <w:t>后端开发领域应用最广泛的框架之一。</w:t>
+      </w:r>
+    </w:p>
+    <w:p>
+      <w:pPr>
+        <w:ind w:firstLine="480"/>
+      </w:pPr>
+      <w:proofErr w:type="spellStart"/>
+      <w:r>
+        <w:t>MyBatis</w:t>
+      </w:r>
+      <w:proofErr w:type="spellEnd"/>
+      <w:r>
+        <w:t xml:space="preserve"> </w:t>
+      </w:r>
+      <w:r>
+        <w:t>是一款持久层框架，支持通过</w:t>
+      </w:r>
+      <w:r>
+        <w:t xml:space="preserve"> XML </w:t>
+      </w:r>
+      <w:r>
+        <w:t>或注解的方式编写</w:t>
+      </w:r>
+      <w:r>
+        <w:t xml:space="preserve"> SQL </w:t>
+      </w:r>
+      <w:r>
+        <w:t>语句，并将执行结果自动映射为</w:t>
+      </w:r>
+      <w:r>
+        <w:t xml:space="preserve"> Java </w:t>
+      </w:r>
+      <w:r>
+        <w:t>对象，省去了大量手动处理结果集的工作</w:t>
+      </w:r>
+      <w:r>
+        <w:rPr>
           <w:vertAlign w:val="superscript"/>
         </w:rPr>
+        <w:fldChar w:fldCharType="begin"/>
+      </w:r>
+      <w:r>
+        <w:rPr>
+          <w:vertAlign w:val="superscript"/>
+        </w:rPr>
+        <w:instrText xml:space="preserve"> REF _Ref223829676 \r \h </w:instrText>
+      </w:r>
+      <w:r>
+        <w:rPr>
+          <w:vertAlign w:val="superscript"/>
+        </w:rPr>
+        <w:instrText xml:space="preserve"> \* MERGEFORMAT </w:instrText>
+      </w:r>
+      <w:r>
+        <w:rPr>
+          <w:vertAlign w:val="superscript"/>
+        </w:rPr>
+      </w:r>
+      <w:r>
+        <w:rPr>
+          <w:vertAlign w:val="superscript"/>
+        </w:rPr>
+        <w:fldChar w:fldCharType="separate"/>
+      </w:r>
+      <w:r>
+        <w:rPr>
+          <w:vertAlign w:val="superscript"/>
+        </w:rPr>
+        <w:t>[32]</w:t>
+      </w:r>
+      <w:r>
+        <w:rPr>
+          <w:vertAlign w:val="superscript"/>
+        </w:rPr>
         <w:fldChar w:fldCharType="end"/>
       </w:r>
       <w:r>
+        <w:t>。与全自动的</w:t>
+      </w:r>
+      <w:r>
+        <w:t xml:space="preserve"> ORM </w:t>
+      </w:r>
+      <w:r>
+        <w:t>框架相比，</w:t>
+      </w:r>
+      <w:proofErr w:type="spellStart"/>
+      <w:r>
+        <w:t>MyBatis</w:t>
+      </w:r>
+      <w:proofErr w:type="spellEnd"/>
+      <w:r>
+        <w:t xml:space="preserve"> </w:t>
+      </w:r>
+      <w:r>
+        <w:t>将</w:t>
+      </w:r>
+      <w:r>
+        <w:t xml:space="preserve"> SQL </w:t>
+      </w:r>
+      <w:r>
+        <w:t>的控制权交还给开发者，在需要复杂查询或性能调优的场景下更加灵活。</w:t>
+      </w:r>
+    </w:p>
+    <w:p>
+      <w:pPr>
+        <w:ind w:firstLine="480"/>
+      </w:pPr>
+      <w:r>
+        <w:t>本系统后端采用</w:t>
+      </w:r>
+      <w:r>
+        <w:t xml:space="preserve"> Spring Boot 3.3.0</w:t>
+      </w:r>
+      <w:r>
+        <w:t>，运行环境为</w:t>
+      </w:r>
+      <w:r>
+        <w:t xml:space="preserve"> </w:t>
+      </w:r>
+      <w:proofErr w:type="spellStart"/>
+      <w:r>
+        <w:t>JDK</w:t>
+      </w:r>
+      <w:proofErr w:type="spellEnd"/>
+      <w:r>
+        <w:t xml:space="preserve"> 17</w:t>
+      </w:r>
+      <w:r>
+        <w:t>，结合</w:t>
+      </w:r>
+      <w:r>
+        <w:t xml:space="preserve"> </w:t>
+      </w:r>
+      <w:proofErr w:type="spellStart"/>
+      <w:r>
+        <w:t>MyBatis</w:t>
+      </w:r>
+      <w:proofErr w:type="spellEnd"/>
+      <w:r>
+        <w:t xml:space="preserve">-Plus </w:t>
+      </w:r>
+      <w:r>
+        <w:t>进行开发。</w:t>
+      </w:r>
+      <w:proofErr w:type="spellStart"/>
+      <w:r>
+        <w:t>MyBatis</w:t>
+      </w:r>
+      <w:proofErr w:type="spellEnd"/>
+      <w:r>
+        <w:t xml:space="preserve">-Plus </w:t>
+      </w:r>
+      <w:r>
+        <w:t>是</w:t>
+      </w:r>
+      <w:r>
+        <w:t xml:space="preserve"> </w:t>
+      </w:r>
+      <w:proofErr w:type="spellStart"/>
+      <w:r>
+        <w:t>MyBatis</w:t>
+      </w:r>
+      <w:proofErr w:type="spellEnd"/>
+      <w:r>
+        <w:t xml:space="preserve"> </w:t>
+      </w:r>
+      <w:r>
+        <w:t>的增强版本，在保留原有灵活性的基础上，对单表的增删</w:t>
+      </w:r>
+      <w:proofErr w:type="gramStart"/>
+      <w:r>
+        <w:t>改查操作</w:t>
+      </w:r>
+      <w:proofErr w:type="gramEnd"/>
+      <w:r>
+        <w:t>进行了大幅简化，进一步提升了开发效率。</w:t>
+      </w:r>
+    </w:p>
+    <w:p>
+      <w:pPr>
+        <w:pStyle w:val="31"/>
+      </w:pPr>
+      <w:bookmarkStart w:id="14" w:name="_Toc223832013"/>
+      <w:r>
+        <w:t xml:space="preserve">2.2.3 </w:t>
+      </w:r>
+      <w:r>
+        <w:rPr>
+          <w:rFonts w:ascii="Times New Roman" w:hAnsi="Times New Roman" w:cs="Times New Roman"/>
+        </w:rPr>
+        <w:t>MySQL</w:t>
+      </w:r>
+      <w:r>
+        <w:t xml:space="preserve"> 数据库</w:t>
+      </w:r>
+      <w:bookmarkEnd w:id="14"/>
+    </w:p>
+    <w:p>
+      <w:pPr>
+        <w:ind w:firstLine="480"/>
+      </w:pPr>
+      <w:r>
+        <w:t xml:space="preserve">MySQL </w:t>
+      </w:r>
+      <w:r>
+        <w:t>是目前最流行的开源关系型数据库管理系统之一，采用标准的</w:t>
+      </w:r>
+      <w:r>
+        <w:t xml:space="preserve"> SQL </w:t>
+      </w:r>
+      <w:r>
+        <w:t>语言进行数据操作，具有性能稳定、使用成本低、社区资源丰富等特点，被广泛应用于各类</w:t>
+      </w:r>
+      <w:r>
+        <w:t xml:space="preserve"> Web </w:t>
+      </w:r>
+      <w:r>
+        <w:t>应用系统的后台数据存储</w:t>
+      </w:r>
+      <w:r>
+        <w:rPr>
+          <w:vertAlign w:val="superscript"/>
+        </w:rPr>
+        <w:fldChar w:fldCharType="begin"/>
+      </w:r>
+      <w:r>
+        <w:rPr>
+          <w:vertAlign w:val="superscript"/>
+        </w:rPr>
+        <w:instrText xml:space="preserve"> REF _Ref223829693 \r \h </w:instrText>
+      </w:r>
+      <w:r>
+        <w:rPr>
+          <w:vertAlign w:val="superscript"/>
+        </w:rPr>
+        <w:instrText xml:space="preserve"> \* MERGEFORMAT </w:instrText>
+      </w:r>
+      <w:r>
+        <w:rPr>
+          <w:vertAlign w:val="superscript"/>
+        </w:rPr>
+      </w:r>
+      <w:r>
+        <w:rPr>
+          <w:vertAlign w:val="superscript"/>
+        </w:rPr>
+        <w:fldChar w:fldCharType="separate"/>
+      </w:r>
+      <w:r>
+        <w:rPr>
+          <w:vertAlign w:val="superscript"/>
+        </w:rPr>
+        <w:t>[33]</w:t>
+      </w:r>
+      <w:r>
+        <w:rPr>
+          <w:vertAlign w:val="superscript"/>
+        </w:rPr>
+        <w:fldChar w:fldCharType="end"/>
+      </w:r>
+      <w:r>
         <w:t>。</w:t>
       </w:r>
-      <w:r>
-        <w:t xml:space="preserve">Spring Boot </w:t>
-      </w:r>
-      <w:r>
-        <w:t>内嵌了</w:t>
-      </w:r>
-      <w:r>
-        <w:t xml:space="preserve"> Tomcat </w:t>
-      </w:r>
-      <w:r>
-        <w:t>服务器，支持直接以</w:t>
-      </w:r>
-      <w:r>
-        <w:t xml:space="preserve"> jar </w:t>
+    </w:p>
+    <w:p>
+      <w:pPr>
+        <w:ind w:firstLine="480"/>
+      </w:pPr>
+      <w:r>
+        <w:t xml:space="preserve">MySQL </w:t>
+      </w:r>
+      <w:r>
+        <w:t>的主要优点体现在以下几个方面：体积小、速度快，适合部署在资源有限的服务器环境；</w:t>
+      </w:r>
+      <w:proofErr w:type="spellStart"/>
+      <w:r>
+        <w:t>InnoDB</w:t>
+      </w:r>
+      <w:proofErr w:type="spellEnd"/>
+      <w:r>
+        <w:t xml:space="preserve"> </w:t>
+      </w:r>
+      <w:r>
+        <w:t>存储引擎提供了事务支持与行级锁机制，能够较好地保证数据的一致性与完整性；与</w:t>
+      </w:r>
+      <w:r>
+        <w:t xml:space="preserve"> Spring Boot</w:t>
+      </w:r>
+      <w:r>
+        <w:t>、</w:t>
+      </w:r>
+      <w:proofErr w:type="spellStart"/>
+      <w:r>
+        <w:t>MyBatis</w:t>
+      </w:r>
+      <w:proofErr w:type="spellEnd"/>
+      <w:r>
+        <w:t xml:space="preserve"> </w:t>
+      </w:r>
+      <w:r>
+        <w:t>的整合也十分成熟，开发配置简便。</w:t>
+      </w:r>
+    </w:p>
+    <w:p>
+      <w:pPr>
+        <w:ind w:firstLine="480"/>
+      </w:pPr>
+      <w:r>
+        <w:t>综合以上特点，本系统选用</w:t>
+      </w:r>
+      <w:r>
+        <w:t xml:space="preserve"> MySQL </w:t>
+      </w:r>
+      <w:r>
+        <w:t>作为后台数据库，负责存储学生、企业、岗位、应聘记录及推荐日志等全部业务数据。</w:t>
+      </w:r>
+    </w:p>
+    <w:p>
+      <w:pPr>
+        <w:pStyle w:val="21"/>
+      </w:pPr>
+      <w:bookmarkStart w:id="15" w:name="_Toc223832014"/>
+      <w:r>
+        <w:t>2.3 本章小结</w:t>
+      </w:r>
+      <w:bookmarkEnd w:id="15"/>
+    </w:p>
+    <w:p>
+      <w:pPr>
+        <w:ind w:firstLine="480"/>
+      </w:pPr>
+      <w:r>
+        <w:t>本章主要介绍了系统开发所涉及的相关技术。通过对</w:t>
+      </w:r>
+      <w:r>
+        <w:t xml:space="preserve"> C/S </w:t>
+      </w:r>
+      <w:r>
+        <w:t>与</w:t>
+      </w:r>
+      <w:r>
+        <w:t xml:space="preserve"> B/S </w:t>
+      </w:r>
+      <w:r>
+        <w:t>两种体系结构的对比，结合本系统的实际需求，最终确定采用</w:t>
+      </w:r>
+      <w:r>
+        <w:t xml:space="preserve"> B/S </w:t>
+      </w:r>
+      <w:r>
+        <w:t>架构模式。在开发技术上，前端采用</w:t>
+      </w:r>
+      <w:r>
+        <w:t xml:space="preserve"> </w:t>
+      </w:r>
+      <w:proofErr w:type="spellStart"/>
+      <w:r>
+        <w:t>Vue3</w:t>
+      </w:r>
+      <w:proofErr w:type="spellEnd"/>
+      <w:r>
+        <w:t xml:space="preserve"> </w:t>
+      </w:r>
+      <w:r>
+        <w:t>结合</w:t>
+      </w:r>
+      <w:r>
+        <w:t xml:space="preserve"> Element Plus</w:t>
+      </w:r>
+      <w:r>
+        <w:t>，后端采用</w:t>
+      </w:r>
+      <w:r>
+        <w:t xml:space="preserve"> Spring Boot 3.3.0</w:t>
+      </w:r>
+      <w:r>
+        <w:t>（</w:t>
+      </w:r>
+      <w:proofErr w:type="spellStart"/>
+      <w:r>
+        <w:t>JDK</w:t>
+      </w:r>
+      <w:proofErr w:type="spellEnd"/>
+      <w:r>
+        <w:t xml:space="preserve"> 17</w:t>
+      </w:r>
+      <w:r>
+        <w:t>）结合</w:t>
+      </w:r>
+      <w:r>
+        <w:t xml:space="preserve"> </w:t>
+      </w:r>
+      <w:proofErr w:type="spellStart"/>
+      <w:r>
+        <w:t>MyBatis</w:t>
+      </w:r>
+      <w:proofErr w:type="spellEnd"/>
+      <w:r>
+        <w:t>-Plus</w:t>
+      </w:r>
+      <w:r>
+        <w:t>，数据库选用</w:t>
+      </w:r>
+      <w:r>
+        <w:t xml:space="preserve"> MySQL</w:t>
+      </w:r>
+      <w:r>
+        <w:t>，三者共同构成了本系统的技术</w:t>
       </w:r>
       <w:proofErr w:type="gramStart"/>
       <w:r>
-        <w:t>包形式</w:t>
+        <w:t>栈</w:t>
       </w:r>
       <w:proofErr w:type="gramEnd"/>
       <w:r>
-        <w:t>部署运行，极大简化了项目的部署流程，是目前</w:t>
-      </w:r>
-      <w:r>
-        <w:t xml:space="preserve"> Java </w:t>
-      </w:r>
-      <w:r>
-        <w:t>后端开发领域应用最广泛的框架之一。</w:t>
+        <w:t>，为后续的系统设计与实现提供了基础支撑。</w:t>
       </w:r>
     </w:p>
     <w:p>
       <w:pPr>
         <w:ind w:firstLine="480"/>
       </w:pPr>
-      <w:proofErr w:type="spellStart"/>
-      <w:r>
-        <w:t>MyBatis</w:t>
-      </w:r>
-      <w:proofErr w:type="spellEnd"/>
-      <w:r>
-        <w:t xml:space="preserve"> </w:t>
-      </w:r>
-      <w:r>
-        <w:t>是一款持久层框架，支持通过</w:t>
-      </w:r>
-      <w:r>
-        <w:t xml:space="preserve"> XML </w:t>
-      </w:r>
-      <w:r>
-        <w:t>或注解的方式编写</w:t>
-      </w:r>
-      <w:r>
-        <w:t xml:space="preserve"> SQL </w:t>
-      </w:r>
-      <w:r>
-        <w:t>语句，并将执行结果自动映射为</w:t>
-      </w:r>
-      <w:r>
-        <w:t xml:space="preserve"> Java </w:t>
-      </w:r>
-      <w:r>
-        <w:t>对象，省去了大量手动处理结果集的工作</w:t>
-      </w:r>
-      <w:r>
-        <w:rPr>
-          <w:vertAlign w:val="superscript"/>
-        </w:rPr>
-        <w:fldChar w:fldCharType="begin"/>
-      </w:r>
-      <w:r>
-        <w:rPr>
-          <w:vertAlign w:val="superscript"/>
-        </w:rPr>
-        <w:instrText xml:space="preserve"> REF _Ref223829676 \r \h </w:instrText>
-      </w:r>
-      <w:r>
-        <w:rPr>
-          <w:vertAlign w:val="superscript"/>
-        </w:rPr>
-      </w:r>
-      <w:r>
-        <w:rPr>
-          <w:vertAlign w:val="superscript"/>
-        </w:rPr>
-        <w:instrText xml:space="preserve"> \* MERGEFORMAT </w:instrText>
-      </w:r>
-      <w:r>
-        <w:rPr>
-          <w:vertAlign w:val="superscript"/>
-        </w:rPr>
-        <w:fldChar w:fldCharType="separate"/>
-      </w:r>
-      <w:r>
-        <w:rPr>
-          <w:vertAlign w:val="superscript"/>
-        </w:rPr>
-        <w:t>[32]</w:t>
-      </w:r>
-      <w:r>
-        <w:rPr>
-          <w:vertAlign w:val="superscript"/>
-        </w:rPr>
-        <w:fldChar w:fldCharType="end"/>
-      </w:r>
-      <w:r>
-        <w:t>。与全自动的</w:t>
-      </w:r>
-      <w:r>
-        <w:t xml:space="preserve"> ORM </w:t>
-      </w:r>
-      <w:r>
-        <w:t>框架相比，</w:t>
-      </w:r>
-      <w:proofErr w:type="spellStart"/>
-      <w:r>
-        <w:t>MyBatis</w:t>
-      </w:r>
-      <w:proofErr w:type="spellEnd"/>
-      <w:r>
-        <w:t xml:space="preserve"> </w:t>
-      </w:r>
-      <w:r>
-        <w:t>将</w:t>
-      </w:r>
-      <w:r>
-        <w:t xml:space="preserve"> SQL </w:t>
-      </w:r>
-      <w:r>
-        <w:t>的控制权交还给开发者，在需要复杂查询或性能调优的场景下更加灵活。</w:t>
-      </w:r>
-    </w:p>
-    <w:p>
-      <w:pPr>
-        <w:ind w:firstLine="480"/>
-      </w:pPr>
-      <w:r>
-        <w:t>本系统后端采用</w:t>
-      </w:r>
-      <w:r>
-        <w:t xml:space="preserve"> Spring Boot 3.3.0</w:t>
-      </w:r>
-      <w:r>
-        <w:t>，运行环境为</w:t>
-      </w:r>
-      <w:r>
-        <w:t xml:space="preserve"> </w:t>
-      </w:r>
-      <w:proofErr w:type="spellStart"/>
-      <w:r>
-        <w:t>JDK</w:t>
-      </w:r>
-      <w:proofErr w:type="spellEnd"/>
-      <w:r>
-        <w:t xml:space="preserve"> 17</w:t>
-      </w:r>
-      <w:r>
-        <w:t>，结合</w:t>
-      </w:r>
-      <w:r>
-        <w:t xml:space="preserve"> </w:t>
-      </w:r>
-      <w:proofErr w:type="spellStart"/>
-      <w:r>
-        <w:t>MyBatis</w:t>
-      </w:r>
-      <w:proofErr w:type="spellEnd"/>
-      <w:r>
-        <w:t xml:space="preserve">-Plus </w:t>
-      </w:r>
-      <w:r>
-        <w:t>进行开发。</w:t>
-      </w:r>
-      <w:proofErr w:type="spellStart"/>
-      <w:r>
-        <w:t>MyBatis</w:t>
-      </w:r>
-      <w:proofErr w:type="spellEnd"/>
-      <w:r>
-        <w:t xml:space="preserve">-Plus </w:t>
-      </w:r>
-      <w:r>
-        <w:t>是</w:t>
-      </w:r>
-      <w:r>
-        <w:t xml:space="preserve"> </w:t>
-      </w:r>
-      <w:proofErr w:type="spellStart"/>
-      <w:r>
-        <w:t>MyBatis</w:t>
-      </w:r>
-      <w:proofErr w:type="spellEnd"/>
-      <w:r>
-        <w:t xml:space="preserve"> </w:t>
-      </w:r>
-      <w:r>
-        <w:t>的增强版本，在保留原有灵活性的基础上，对单表的增删</w:t>
-      </w:r>
-      <w:proofErr w:type="gramStart"/>
-      <w:r>
-        <w:t>改查操作</w:t>
-      </w:r>
-      <w:proofErr w:type="gramEnd"/>
-      <w:r>
-        <w:t>进行了大幅简化，进一步提升了开发效率。</w:t>
-      </w:r>
-    </w:p>
-    <w:p>
-      <w:pPr>
-        <w:pStyle w:val="31"/>
-      </w:pPr>
-      <w:bookmarkStart w:id="14" w:name="_Toc223832013"/>
-      <w:r>
-        <w:t xml:space="preserve">2.2.3 </w:t>
-      </w:r>
-      <w:r>
-        <w:rPr>
-          <w:rFonts w:ascii="Times New Roman" w:hAnsi="Times New Roman" w:cs="Times New Roman"/>
-        </w:rPr>
-        <w:t>MySQL</w:t>
-      </w:r>
-      <w:r>
-        <w:t xml:space="preserve"> 数据库</w:t>
-      </w:r>
-      <w:bookmarkEnd w:id="14"/>
-    </w:p>
-    <w:p>
-      <w:pPr>
-        <w:ind w:firstLine="480"/>
-      </w:pPr>
-      <w:r>
-        <w:t xml:space="preserve">MySQL </w:t>
-      </w:r>
-      <w:r>
-        <w:t>是目前最流行的开源关系型数据库管理系统之一，采用标准的</w:t>
-      </w:r>
-      <w:r>
-        <w:t xml:space="preserve"> SQL </w:t>
-      </w:r>
-      <w:r>
-        <w:t>语言进行数据操作，具有性能稳定、使用成本低、社区资源丰富等特点，被广泛应用于各类</w:t>
-      </w:r>
-      <w:r>
-        <w:t xml:space="preserve"> Web </w:t>
-      </w:r>
-      <w:r>
-        <w:t>应用系统的后台数据存储</w:t>
-      </w:r>
-      <w:r>
-        <w:rPr>
-          <w:vertAlign w:val="superscript"/>
-        </w:rPr>
-        <w:fldChar w:fldCharType="begin"/>
-      </w:r>
-      <w:r>
-        <w:rPr>
-          <w:vertAlign w:val="superscript"/>
-        </w:rPr>
-        <w:instrText xml:space="preserve"> REF _Ref223829693 \r \h </w:instrText>
-      </w:r>
-      <w:r>
-        <w:rPr>
-          <w:vertAlign w:val="superscript"/>
-        </w:rPr>
-      </w:r>
-      <w:r>
-        <w:rPr>
-          <w:vertAlign w:val="superscript"/>
-        </w:rPr>
-        <w:instrText xml:space="preserve"> \* MERGEFORMAT </w:instrText>
-      </w:r>
-      <w:r>
-        <w:rPr>
-          <w:vertAlign w:val="superscript"/>
-        </w:rPr>
-        <w:fldChar w:fldCharType="separate"/>
-      </w:r>
-      <w:r>
-        <w:rPr>
-          <w:vertAlign w:val="superscript"/>
-        </w:rPr>
-        <w:t>[33]</w:t>
-      </w:r>
-      <w:r>
-        <w:rPr>
-          <w:vertAlign w:val="superscript"/>
-        </w:rPr>
-        <w:fldChar w:fldCharType="end"/>
-      </w:r>
-      <w:r>
-        <w:t>。</w:t>
-      </w:r>
-    </w:p>
-    <w:p>
-      <w:pPr>
-        <w:ind w:firstLine="480"/>
-      </w:pPr>
-      <w:r>
-        <w:t xml:space="preserve">MySQL </w:t>
-      </w:r>
-      <w:r>
-        <w:t>的主要优点体现在以下几个方面：体积小、速度快，适合部署在资源有限的服务器环境；</w:t>
-      </w:r>
-      <w:proofErr w:type="spellStart"/>
-      <w:r>
-        <w:t>InnoDB</w:t>
-      </w:r>
-      <w:proofErr w:type="spellEnd"/>
-      <w:r>
-        <w:t xml:space="preserve"> </w:t>
-      </w:r>
-      <w:r>
-        <w:t>存储引擎提供了事务支持与行级锁机制，能够较好地保证数据的一致性与完整性；与</w:t>
-      </w:r>
-      <w:r>
-        <w:t xml:space="preserve"> Spring Boot</w:t>
-      </w:r>
-      <w:r>
-        <w:t>、</w:t>
-      </w:r>
-      <w:proofErr w:type="spellStart"/>
-      <w:r>
-        <w:t>MyBatis</w:t>
-      </w:r>
-      <w:proofErr w:type="spellEnd"/>
-      <w:r>
-        <w:t xml:space="preserve"> </w:t>
-      </w:r>
-      <w:r>
-        <w:t>的整合也十分成熟，开发配置简便。</w:t>
-      </w:r>
-    </w:p>
-    <w:p>
-      <w:pPr>
-        <w:ind w:firstLine="480"/>
-      </w:pPr>
-      <w:r>
-        <w:t>综合以上特点，本系统选用</w:t>
-      </w:r>
-      <w:r>
-        <w:t xml:space="preserve"> MySQL </w:t>
-      </w:r>
-      <w:r>
-        <w:t>作为后台数据库，负责存储学生、企业、岗位、应聘记录及推荐日志等全部业务数据。</w:t>
-      </w:r>
-    </w:p>
-    <w:p>
-      <w:pPr>
-        <w:pStyle w:val="21"/>
-      </w:pPr>
-      <w:bookmarkStart w:id="15" w:name="_Toc223832014"/>
-      <w:r>
-        <w:t>2.3 本章小结</w:t>
-      </w:r>
-      <w:bookmarkEnd w:id="15"/>
-    </w:p>
-    <w:p>
-      <w:pPr>
-        <w:ind w:firstLine="480"/>
-      </w:pPr>
-      <w:r>
-        <w:t>本章主要介绍了系统开发所涉及的相关技术。通过对</w:t>
-      </w:r>
-      <w:r>
-        <w:t xml:space="preserve"> C/S </w:t>
-      </w:r>
-      <w:r>
-        <w:t>与</w:t>
-      </w:r>
-      <w:r>
-        <w:t xml:space="preserve"> B/S </w:t>
-      </w:r>
-      <w:r>
-        <w:t>两种体系结构的对比，结合本系统的实际需求，最终确定采用</w:t>
-      </w:r>
-      <w:r>
-        <w:t xml:space="preserve"> B/S </w:t>
-      </w:r>
-      <w:r>
-        <w:t>架构模式。在开发技术上，前端采用</w:t>
-      </w:r>
-      <w:r>
-        <w:t xml:space="preserve"> </w:t>
-      </w:r>
-      <w:proofErr w:type="spellStart"/>
-      <w:r>
-        <w:t>Vue3</w:t>
-      </w:r>
-      <w:proofErr w:type="spellEnd"/>
-      <w:r>
-        <w:t xml:space="preserve"> </w:t>
-      </w:r>
-      <w:r>
-        <w:t>结合</w:t>
-      </w:r>
-      <w:r>
-        <w:t xml:space="preserve"> Element Plus</w:t>
-      </w:r>
-      <w:r>
-        <w:t>，后端采用</w:t>
-      </w:r>
-      <w:r>
-        <w:t xml:space="preserve"> Spring Boot 3.3.0</w:t>
-      </w:r>
-      <w:r>
-        <w:t>（</w:t>
-      </w:r>
-      <w:proofErr w:type="spellStart"/>
-      <w:r>
-        <w:t>JDK</w:t>
-      </w:r>
-      <w:proofErr w:type="spellEnd"/>
-      <w:r>
-        <w:t xml:space="preserve"> 17</w:t>
-      </w:r>
-      <w:r>
-        <w:t>）结合</w:t>
-      </w:r>
-      <w:r>
-        <w:t xml:space="preserve"> </w:t>
-      </w:r>
-      <w:proofErr w:type="spellStart"/>
-      <w:r>
-        <w:t>MyBatis</w:t>
-      </w:r>
-      <w:proofErr w:type="spellEnd"/>
-      <w:r>
-        <w:t>-Plus</w:t>
-      </w:r>
-      <w:r>
-        <w:t>，数据库选用</w:t>
-      </w:r>
-      <w:r>
-        <w:t xml:space="preserve"> MySQL</w:t>
-      </w:r>
-      <w:r>
-        <w:t>，三者共同构成了本系统的技术</w:t>
-      </w:r>
-      <w:proofErr w:type="gramStart"/>
-      <w:r>
-        <w:t>栈</w:t>
-      </w:r>
-      <w:proofErr w:type="gramEnd"/>
-      <w:r>
-        <w:t>，为后续的系统设计与实现提供了基础支撑。</w:t>
-      </w:r>
-    </w:p>
-    <w:p>
-      <w:pPr>
-        <w:ind w:firstLine="480"/>
-      </w:pPr>
     </w:p>
     <w:p>
       <w:pPr>
         <w:pStyle w:val="1"/>
-        <w:rPr>
-          <w:rFonts w:hint="eastAsia"/>
-        </w:rPr>
       </w:pPr>
       <w:bookmarkStart w:id="16" w:name="_Toc223832015"/>
       <w:r>
@@ -8617,9 +8530,6 @@
     <w:p>
       <w:pPr>
         <w:ind w:firstLine="480"/>
-        <w:rPr>
-          <w:rFonts w:hint="eastAsia"/>
-        </w:rPr>
       </w:pPr>
       <w:r>
         <w:t>（</w:t>
@@ -8740,9 +8650,6 @@
     <w:p>
       <w:pPr>
         <w:ind w:firstLine="480"/>
-        <w:rPr>
-          <w:rFonts w:hint="eastAsia"/>
-        </w:rPr>
       </w:pPr>
       <w:r>
         <w:t>（</w:t>
@@ -8874,12 +8781,12 @@
         <w:rPr>
           <w:vertAlign w:val="superscript"/>
         </w:rPr>
+        <w:instrText xml:space="preserve"> \* MERGEFORMAT </w:instrText>
       </w:r>
       <w:r>
         <w:rPr>
           <w:vertAlign w:val="superscript"/>
         </w:rPr>
-        <w:instrText xml:space="preserve"> \* MERGEFORMAT </w:instrText>
       </w:r>
       <w:r>
         <w:rPr>
@@ -9306,9 +9213,6 @@
     <w:p>
       <w:pPr>
         <w:ind w:firstLine="480"/>
-        <w:rPr>
-          <w:rFonts w:hint="eastAsia"/>
-        </w:rPr>
       </w:pPr>
       <w:r>
         <w:t>数据字典用于统一管理系统中各类</w:t>
@@ -9454,9 +9358,6 @@
     <w:p>
       <w:pPr>
         <w:pStyle w:val="21"/>
-        <w:rPr>
-          <w:rFonts w:hint="eastAsia"/>
-        </w:rPr>
       </w:pPr>
       <w:bookmarkStart w:id="26" w:name="_Toc223832025"/>
       <w:r>
@@ -9573,9 +9474,6 @@
     <w:p>
       <w:pPr>
         <w:ind w:firstLine="480"/>
-        <w:rPr>
-          <w:rFonts w:hint="eastAsia"/>
-        </w:rPr>
       </w:pPr>
       <w:r>
         <w:t>（</w:t>
@@ -9676,9 +9574,6 @@
     <w:p>
       <w:pPr>
         <w:ind w:firstLine="480"/>
-        <w:rPr>
-          <w:rFonts w:hint="eastAsia"/>
-        </w:rPr>
       </w:pPr>
       <w:r>
         <w:t>（</w:t>
@@ -9730,9 +9625,6 @@
     <w:p>
       <w:pPr>
         <w:pStyle w:val="1"/>
-        <w:rPr>
-          <w:rFonts w:hint="eastAsia"/>
-        </w:rPr>
       </w:pPr>
       <w:bookmarkStart w:id="30" w:name="_Toc223832029"/>
       <w:r>
@@ -9750,9 +9642,6 @@
     <w:p>
       <w:pPr>
         <w:pStyle w:val="21"/>
-        <w:rPr>
-          <w:rFonts w:hint="eastAsia"/>
-        </w:rPr>
       </w:pPr>
       <w:bookmarkStart w:id="31" w:name="_Toc223832030"/>
       <w:r>
@@ -9833,9 +9722,6 @@
       <w:pPr>
         <w:ind w:firstLine="420"/>
         <w:jc w:val="center"/>
-        <w:rPr>
-          <w:rFonts w:hint="eastAsia"/>
-        </w:rPr>
       </w:pPr>
       <w:r>
         <w:rPr>
@@ -9859,9 +9745,6 @@
     <w:p>
       <w:pPr>
         <w:ind w:firstLine="480"/>
-        <w:rPr>
-          <w:rFonts w:hint="eastAsia"/>
-        </w:rPr>
       </w:pPr>
       <w:r>
         <w:t>本系统面向的用户群体较为分散，学生、企业、辅导员和管理员可能在不同地点、通过不同设备访问系统，既要保证信息传递的及时性与准确性，又要做到易于维护和扩展。综合考虑以上因素，系统最终选用</w:t>
@@ -9959,18 +9842,12 @@
       <w:pPr>
         <w:ind w:firstLineChars="83" w:firstLine="199"/>
         <w:jc w:val="center"/>
-        <w:rPr>
-          <w:rFonts w:hint="eastAsia"/>
-        </w:rPr>
       </w:pPr>
     </w:p>
     <w:p>
       <w:pPr>
         <w:ind w:firstLineChars="0" w:firstLine="0"/>
         <w:jc w:val="center"/>
-        <w:rPr>
-          <w:rFonts w:hint="eastAsia"/>
-        </w:rPr>
       </w:pPr>
       <w:r>
         <w:rPr>
@@ -9984,9 +9861,6 @@
     <w:p>
       <w:pPr>
         <w:pStyle w:val="21"/>
-        <w:rPr>
-          <w:rFonts w:hint="eastAsia"/>
-        </w:rPr>
       </w:pPr>
       <w:bookmarkStart w:id="35" w:name="_Toc223832034"/>
       <w:r>
@@ -10107,9 +9981,6 @@
       <w:pPr>
         <w:ind w:firstLineChars="0" w:firstLine="0"/>
         <w:jc w:val="center"/>
-        <w:rPr>
-          <w:rFonts w:hint="eastAsia"/>
-        </w:rPr>
       </w:pPr>
     </w:p>
     <w:p>
@@ -10249,9 +10120,6 @@
     <w:p>
       <w:pPr>
         <w:ind w:firstLine="480"/>
-        <w:rPr>
-          <w:rFonts w:hint="eastAsia"/>
-        </w:rPr>
       </w:pPr>
       <w:r>
         <w:t>（</w:t>
@@ -10298,9 +10166,6 @@
       <w:pPr>
         <w:ind w:firstLineChars="0" w:firstLine="0"/>
         <w:jc w:val="center"/>
-        <w:rPr>
-          <w:rFonts w:hint="eastAsia"/>
-        </w:rPr>
       </w:pPr>
       <w:r>
         <w:rPr>
@@ -10375,9 +10240,6 @@
       <w:pPr>
         <w:ind w:firstLineChars="0" w:firstLine="0"/>
         <w:jc w:val="center"/>
-        <w:rPr>
-          <w:rFonts w:hint="eastAsia"/>
-        </w:rPr>
       </w:pPr>
     </w:p>
     <w:p>
@@ -10472,9 +10334,6 @@
       <w:pPr>
         <w:ind w:firstLineChars="0" w:firstLine="0"/>
         <w:jc w:val="center"/>
-        <w:rPr>
-          <w:rFonts w:hint="eastAsia"/>
-        </w:rPr>
       </w:pPr>
       <w:r>
         <w:rPr>
@@ -10549,9 +10408,6 @@
       <w:pPr>
         <w:ind w:firstLineChars="95" w:firstLine="228"/>
         <w:jc w:val="center"/>
-        <w:rPr>
-          <w:rFonts w:hint="eastAsia"/>
-        </w:rPr>
       </w:pPr>
     </w:p>
     <w:p>
@@ -10850,9 +10706,6 @@
     <w:p>
       <w:pPr>
         <w:ind w:firstLine="480"/>
-        <w:rPr>
-          <w:rFonts w:hint="eastAsia"/>
-        </w:rPr>
       </w:pPr>
       <w:r>
         <w:t>（</w:t>
@@ -10999,12 +10852,12 @@
         <w:rPr>
           <w:vertAlign w:val="superscript"/>
         </w:rPr>
+        <w:instrText xml:space="preserve"> \* MERGEFORMAT </w:instrText>
       </w:r>
       <w:r>
         <w:rPr>
           <w:vertAlign w:val="superscript"/>
         </w:rPr>
-        <w:instrText xml:space="preserve"> \* MERGEFORMAT </w:instrText>
       </w:r>
       <w:r>
         <w:rPr>
@@ -11031,9 +10884,6 @@
     <w:p>
       <w:pPr>
         <w:ind w:firstLine="480"/>
-        <w:rPr>
-          <w:rFonts w:hint="eastAsia"/>
-        </w:rPr>
       </w:pPr>
       <w:r>
         <w:t>根据就业指导工作的特点，结合本系统的实际业务需要，本系统数据库主要设计了学生信息表、简历表、应聘记录表、企业信息表、岗位表、辅导员信息表、指导帖子表、公开课表、课程报名表、交流帖子表、推荐日志表、管理员信息表、</w:t>
@@ -11110,6 +10960,7 @@
       </w:r>
       <w:r>
         <w:rPr>
+          <w:rFonts w:ascii="SimSun" w:hAnsi="SimSun" w:cs="SimSun"/>
           <w:sz w:val="21"/>
           <w:szCs w:val="21"/>
         </w:rPr>
@@ -13762,6 +13613,7 @@
       </w:r>
       <w:r>
         <w:rPr>
+          <w:rFonts w:ascii="SimSun" w:hAnsi="SimSun" w:cs="SimSun"/>
           <w:sz w:val="21"/>
           <w:szCs w:val="21"/>
         </w:rPr>
@@ -14723,7 +14575,7 @@
               <w:rPr>
                 <w:rFonts w:ascii="Times New Roman" w:hAnsi="Times New Roman" w:cs="Times New Roman"/>
               </w:rPr>
-              <w:t>self_intro</w:t>
+              <w:t>self_eval</w:t>
             </w:r>
             <w:proofErr w:type="spellEnd"/>
           </w:p>
@@ -14831,7 +14683,10 @@
               <w:pStyle w:val="af3"/>
             </w:pPr>
             <w:r>
-              <w:t>个人简介</w:t>
+              <w:rPr>
+                <w:rFonts w:hint="eastAsia"/>
+              </w:rPr>
+              <w:t>自我评价</w:t>
             </w:r>
           </w:p>
         </w:tc>
@@ -15336,6 +15191,7 @@
       </w:r>
       <w:r>
         <w:rPr>
+          <w:rFonts w:ascii="SimSun" w:hAnsi="SimSun" w:cs="SimSun"/>
           <w:sz w:val="21"/>
           <w:szCs w:val="21"/>
         </w:rPr>
@@ -19076,6 +18932,7 @@
       </w:r>
       <w:r>
         <w:rPr>
+          <w:rFonts w:ascii="SimSun" w:hAnsi="SimSun" w:cs="SimSun"/>
           <w:sz w:val="21"/>
           <w:szCs w:val="21"/>
         </w:rPr>
@@ -20198,6 +20055,156 @@
               <w:rPr>
                 <w:rFonts w:ascii="Times New Roman" w:hAnsi="Times New Roman" w:cs="Times New Roman"/>
               </w:rPr>
+              <w:t>skills</w:t>
+            </w:r>
+          </w:p>
+        </w:tc>
+        <w:tc>
+          <w:tcPr>
+            <w:tcW w:w="2000" w:type="dxa"/>
+            <w:tcBorders>
+              <w:top w:val="single" w:sz="4" w:space="0" w:color="000000"/>
+              <w:left w:val="single" w:sz="4" w:space="0" w:color="000000"/>
+              <w:bottom w:val="single" w:sz="4" w:space="0" w:color="000000"/>
+              <w:right w:val="single" w:sz="4" w:space="0" w:color="000000"/>
+            </w:tcBorders>
+            <w:tcMar>
+              <w:top w:w="60" w:type="dxa"/>
+              <w:left w:w="100" w:type="dxa"/>
+              <w:bottom w:w="60" w:type="dxa"/>
+              <w:right w:w="100" w:type="dxa"/>
+            </w:tcMar>
+            <w:vAlign w:val="center"/>
+          </w:tcPr>
+          <w:p>
+            <w:pPr>
+              <w:pStyle w:val="af3"/>
+              <w:rPr>
+                <w:rFonts w:ascii="Times New Roman" w:hAnsi="Times New Roman" w:cs="Times New Roman"/>
+              </w:rPr>
+            </w:pPr>
+            <w:r>
+              <w:rPr>
+                <w:rFonts w:ascii="Times New Roman" w:hAnsi="Times New Roman" w:cs="Times New Roman"/>
+              </w:rPr>
+              <w:t>varchar</w:t>
+            </w:r>
+          </w:p>
+        </w:tc>
+        <w:tc>
+          <w:tcPr>
+            <w:tcW w:w="1200" w:type="dxa"/>
+            <w:tcBorders>
+              <w:top w:val="single" w:sz="4" w:space="0" w:color="000000"/>
+              <w:left w:val="single" w:sz="4" w:space="0" w:color="000000"/>
+              <w:bottom w:val="single" w:sz="4" w:space="0" w:color="000000"/>
+              <w:right w:val="single" w:sz="4" w:space="0" w:color="000000"/>
+            </w:tcBorders>
+            <w:tcMar>
+              <w:top w:w="60" w:type="dxa"/>
+              <w:left w:w="100" w:type="dxa"/>
+              <w:bottom w:w="60" w:type="dxa"/>
+              <w:right w:w="100" w:type="dxa"/>
+            </w:tcMar>
+            <w:vAlign w:val="center"/>
+          </w:tcPr>
+          <w:p>
+            <w:pPr>
+              <w:pStyle w:val="af3"/>
+              <w:rPr>
+                <w:rFonts w:ascii="Times New Roman" w:hAnsi="Times New Roman" w:cs="Times New Roman"/>
+              </w:rPr>
+            </w:pPr>
+            <w:r>
+              <w:rPr>
+                <w:rFonts w:ascii="Times New Roman" w:hAnsi="Times New Roman" w:cs="Times New Roman"/>
+              </w:rPr>
+              <w:t>500</w:t>
+            </w:r>
+          </w:p>
+        </w:tc>
+        <w:tc>
+          <w:tcPr>
+            <w:tcW w:w="1500" w:type="dxa"/>
+            <w:tcBorders>
+              <w:top w:val="single" w:sz="4" w:space="0" w:color="000000"/>
+              <w:left w:val="single" w:sz="4" w:space="0" w:color="000000"/>
+              <w:bottom w:val="single" w:sz="4" w:space="0" w:color="000000"/>
+              <w:right w:val="single" w:sz="4" w:space="0" w:color="000000"/>
+            </w:tcBorders>
+            <w:tcMar>
+              <w:top w:w="60" w:type="dxa"/>
+              <w:left w:w="100" w:type="dxa"/>
+              <w:bottom w:w="60" w:type="dxa"/>
+              <w:right w:w="100" w:type="dxa"/>
+            </w:tcMar>
+            <w:vAlign w:val="center"/>
+          </w:tcPr>
+          <w:p>
+            <w:pPr>
+              <w:pStyle w:val="af3"/>
+            </w:pPr>
+            <w:r>
+              <w:t>是</w:t>
+            </w:r>
+          </w:p>
+        </w:tc>
+        <w:tc>
+          <w:tcPr>
+            <w:tcW w:w="2455" w:type="dxa"/>
+            <w:tcBorders>
+              <w:top w:val="single" w:sz="4" w:space="0" w:color="000000"/>
+              <w:left w:val="single" w:sz="4" w:space="0" w:color="000000"/>
+              <w:bottom w:val="single" w:sz="4" w:space="0" w:color="000000"/>
+              <w:right w:val="single" w:sz="4" w:space="0" w:color="000000"/>
+            </w:tcBorders>
+            <w:tcMar>
+              <w:top w:w="60" w:type="dxa"/>
+              <w:left w:w="100" w:type="dxa"/>
+              <w:bottom w:w="60" w:type="dxa"/>
+              <w:right w:w="100" w:type="dxa"/>
+            </w:tcMar>
+            <w:vAlign w:val="center"/>
+          </w:tcPr>
+          <w:p>
+            <w:pPr>
+              <w:pStyle w:val="af3"/>
+            </w:pPr>
+            <w:r>
+              <w:t>技能标签</w:t>
+            </w:r>
+          </w:p>
+        </w:tc>
+      </w:tr>
+      <w:tr>
+        <w:tc>
+          <w:tcPr>
+            <w:tcW w:w="2200" w:type="dxa"/>
+            <w:tcBorders>
+              <w:top w:val="single" w:sz="4" w:space="0" w:color="000000"/>
+              <w:left w:val="single" w:sz="4" w:space="0" w:color="000000"/>
+              <w:bottom w:val="single" w:sz="4" w:space="0" w:color="000000"/>
+              <w:right w:val="single" w:sz="4" w:space="0" w:color="000000"/>
+            </w:tcBorders>
+            <w:tcMar>
+              <w:top w:w="60" w:type="dxa"/>
+              <w:left w:w="100" w:type="dxa"/>
+              <w:bottom w:w="60" w:type="dxa"/>
+              <w:right w:w="100" w:type="dxa"/>
+            </w:tcMar>
+            <w:vAlign w:val="center"/>
+          </w:tcPr>
+          <w:p>
+            <w:pPr>
+              <w:pStyle w:val="af3"/>
+              <w:rPr>
+                <w:rFonts w:ascii="Times New Roman" w:hAnsi="Times New Roman" w:cs="Times New Roman"/>
+              </w:rPr>
+            </w:pPr>
+            <w:r>
+              <w:rPr>
+                <w:rFonts w:ascii="Times New Roman" w:hAnsi="Times New Roman" w:cs="Times New Roman"/>
+              </w:rPr>
               <w:t>requirement</w:t>
             </w:r>
           </w:p>
@@ -22361,6 +22368,7 @@
               <w:rPr>
                 <w:rFonts w:ascii="Times New Roman" w:hAnsi="Times New Roman" w:cs="Times New Roman"/>
               </w:rPr>
+              <w:lastRenderedPageBreak/>
               <w:t>updated_at</w:t>
             </w:r>
             <w:proofErr w:type="spellEnd"/>
@@ -22504,7 +22512,6 @@
               <w:rPr>
                 <w:rFonts w:ascii="Times New Roman" w:hAnsi="Times New Roman" w:cs="Times New Roman"/>
               </w:rPr>
-              <w:lastRenderedPageBreak/>
               <w:t>is_del</w:t>
             </w:r>
             <w:proofErr w:type="spellEnd"/>
@@ -25366,15 +25373,12 @@
         <w:ind w:firstLine="480"/>
       </w:pPr>
       <w:r>
+        <w:lastRenderedPageBreak/>
         <w:t>课程报名表作为学生与公开课之间的关联实体，记录学生的选课行为与报名时间，</w:t>
       </w:r>
       <w:proofErr w:type="gramStart"/>
       <w:r>
-        <w:t>通</w:t>
-      </w:r>
-      <w:r>
-        <w:lastRenderedPageBreak/>
-        <w:t>过外键分别</w:t>
+        <w:t>通过外键分别</w:t>
       </w:r>
       <w:proofErr w:type="gramEnd"/>
       <w:r>
@@ -28206,6 +28210,7 @@
               <w:rPr>
                 <w:rFonts w:ascii="Times New Roman" w:hAnsi="Times New Roman" w:cs="Times New Roman"/>
               </w:rPr>
+              <w:lastRenderedPageBreak/>
               <w:t>reason</w:t>
             </w:r>
           </w:p>
@@ -28354,7 +28359,6 @@
               <w:rPr>
                 <w:rFonts w:ascii="Times New Roman" w:hAnsi="Times New Roman" w:cs="Times New Roman"/>
               </w:rPr>
-              <w:lastRenderedPageBreak/>
               <w:t>rec_type</w:t>
             </w:r>
             <w:proofErr w:type="spellEnd"/>
@@ -31386,6 +31390,7 @@
               <w:rPr>
                 <w:rFonts w:ascii="Times New Roman" w:hAnsi="Times New Roman" w:cs="Times New Roman"/>
               </w:rPr>
+              <w:lastRenderedPageBreak/>
               <w:t>description</w:t>
             </w:r>
           </w:p>
@@ -31537,7 +31542,6 @@
               <w:rPr>
                 <w:rFonts w:ascii="Times New Roman" w:hAnsi="Times New Roman" w:cs="Times New Roman"/>
               </w:rPr>
-              <w:lastRenderedPageBreak/>
               <w:t>create_at</w:t>
             </w:r>
             <w:proofErr w:type="spellEnd"/>
@@ -31789,152 +31793,140 @@
     <w:p>
       <w:pPr>
         <w:ind w:firstLine="480"/>
+      </w:pPr>
+      <w:r>
+        <w:t>两端都支持多轮对话，用户可以继续追问，例如补充筛选条件、询问简历怎么改、岗位信息怎么完善等，系统会把完整的对话历史传给模型，保持上下文连续。</w:t>
+      </w:r>
+    </w:p>
+    <w:p>
+      <w:pPr>
+        <w:pStyle w:val="21"/>
+      </w:pPr>
+      <w:bookmarkStart w:id="39" w:name="_Toc223832038"/>
+      <w:r>
+        <w:t>4.3 本章小结</w:t>
+      </w:r>
+      <w:bookmarkEnd w:id="39"/>
+    </w:p>
+    <w:p>
+      <w:pPr>
+        <w:ind w:firstLine="480"/>
+      </w:pPr>
+      <w:r>
         <w:rPr>
           <w:rFonts w:hint="eastAsia"/>
         </w:rPr>
-      </w:pPr>
-      <w:r>
-        <w:t>两端都支持多轮对话，用户可以继续追问，例如补充筛选条件、询问简历怎么改、岗位信息怎么完善等，系统会把完整的对话历史传给模型，保持上下文连续。</w:t>
-      </w:r>
+        <w:t>本章对就业指导系统进行了详细设计。总体设计部分确定了系统的整体框架、</w:t>
+      </w:r>
+      <w:r>
+        <w:rPr>
+          <w:rFonts w:hint="eastAsia"/>
+        </w:rPr>
+        <w:t xml:space="preserve">B/S </w:t>
+      </w:r>
+      <w:r>
+        <w:rPr>
+          <w:rFonts w:hint="eastAsia"/>
+        </w:rPr>
+        <w:t>体系结构以及四大功能模块的划分。详细设计部分对管理员、辅导员、学生、企业四类角色的功能模块逐一进行了设计说明，完成了</w:t>
+      </w:r>
+      <w:r>
+        <w:rPr>
+          <w:rFonts w:hint="eastAsia"/>
+        </w:rPr>
+        <w:t>13</w:t>
+      </w:r>
+      <w:r>
+        <w:rPr>
+          <w:rFonts w:hint="eastAsia"/>
+        </w:rPr>
+        <w:t>张数据库表的结构设计与</w:t>
+      </w:r>
+      <w:r>
+        <w:rPr>
+          <w:rFonts w:hint="eastAsia"/>
+        </w:rPr>
+        <w:t xml:space="preserve"> ER </w:t>
+      </w:r>
+      <w:r>
+        <w:rPr>
+          <w:rFonts w:hint="eastAsia"/>
+        </w:rPr>
+        <w:t>图绘制，并对</w:t>
+      </w:r>
+      <w:r>
+        <w:rPr>
+          <w:rFonts w:hint="eastAsia"/>
+        </w:rPr>
+        <w:t xml:space="preserve"> AI </w:t>
+      </w:r>
+      <w:r>
+        <w:rPr>
+          <w:rFonts w:hint="eastAsia"/>
+        </w:rPr>
+        <w:t>智能推荐与对话模块的实现思路进行了阐述，为后续系统的开发实现提供了依据。</w:t>
+      </w:r>
+    </w:p>
+    <w:p>
+      <w:pPr>
+        <w:pStyle w:val="1"/>
+      </w:pPr>
+      <w:bookmarkStart w:id="40" w:name="_Toc223832039"/>
+      <w:r>
+        <w:t>第五章</w:t>
+      </w:r>
+      <w:r>
+        <w:t xml:space="preserve"> </w:t>
+      </w:r>
+      <w:r>
+        <w:t>系统的实现与测试</w:t>
+      </w:r>
+      <w:bookmarkEnd w:id="40"/>
     </w:p>
     <w:p>
       <w:pPr>
         <w:pStyle w:val="21"/>
       </w:pPr>
-      <w:bookmarkStart w:id="39" w:name="_Toc223832038"/>
-      <w:r>
-        <w:t>4.3 本章小结</w:t>
-      </w:r>
-      <w:bookmarkEnd w:id="39"/>
+      <w:bookmarkStart w:id="41" w:name="_Toc223832040"/>
+      <w:r>
+        <w:t>5.1 系统功能模块的实现</w:t>
+      </w:r>
+      <w:bookmarkEnd w:id="41"/>
+    </w:p>
+    <w:p>
+      <w:pPr>
+        <w:pStyle w:val="31"/>
+      </w:pPr>
+      <w:bookmarkStart w:id="42" w:name="_Toc223832041"/>
+      <w:r>
+        <w:t>5.1.1 系统登录注册模块的实现</w:t>
+      </w:r>
+      <w:bookmarkEnd w:id="42"/>
     </w:p>
     <w:p>
       <w:pPr>
         <w:ind w:firstLine="480"/>
-        <w:rPr>
-          <w:rFonts w:hint="eastAsia"/>
-        </w:rPr>
-      </w:pPr>
-      <w:r>
-        <w:rPr>
-          <w:rFonts w:hint="eastAsia"/>
-        </w:rPr>
-        <w:t>本章对就业指导系统进行了详细设计。总体设计部分确定了系统的整体框架、</w:t>
-      </w:r>
-      <w:r>
-        <w:rPr>
-          <w:rFonts w:hint="eastAsia"/>
-        </w:rPr>
-        <w:t xml:space="preserve">B/S </w:t>
-      </w:r>
-      <w:r>
-        <w:rPr>
-          <w:rFonts w:hint="eastAsia"/>
-        </w:rPr>
-        <w:t>体系结构以及四大功能模块的划分。详细设计部分对管理员、辅导员、学生、企业四类角色的功能模块逐一进行了设计说明，完成了</w:t>
-      </w:r>
-      <w:r>
-        <w:rPr>
-          <w:rFonts w:hint="eastAsia"/>
-        </w:rPr>
-        <w:t>13</w:t>
-      </w:r>
-      <w:r>
-        <w:rPr>
-          <w:rFonts w:hint="eastAsia"/>
-        </w:rPr>
-        <w:t>张数据库表的结构设计与</w:t>
-      </w:r>
-      <w:r>
-        <w:rPr>
-          <w:rFonts w:hint="eastAsia"/>
-        </w:rPr>
-        <w:t xml:space="preserve"> ER </w:t>
-      </w:r>
-      <w:r>
-        <w:rPr>
-          <w:rFonts w:hint="eastAsia"/>
-        </w:rPr>
-        <w:t>图绘制，并对</w:t>
-      </w:r>
-      <w:r>
-        <w:rPr>
-          <w:rFonts w:hint="eastAsia"/>
-        </w:rPr>
-        <w:t xml:space="preserve"> AI </w:t>
-      </w:r>
-      <w:r>
-        <w:rPr>
-          <w:rFonts w:hint="eastAsia"/>
-        </w:rPr>
-        <w:t>智能推荐与对话模块的实现思路进行了阐述，为后续系统的开发实现提供了依据。</w:t>
-      </w:r>
-    </w:p>
-    <w:p>
-      <w:pPr>
-        <w:pStyle w:val="1"/>
-        <w:rPr>
-          <w:rFonts w:hint="eastAsia"/>
-        </w:rPr>
-      </w:pPr>
-      <w:bookmarkStart w:id="40" w:name="_Toc223832039"/>
-      <w:r>
-        <w:t>第五章</w:t>
+      </w:pPr>
+      <w:r>
+        <w:t>（</w:t>
+      </w:r>
+      <w:r>
+        <w:t>1</w:t>
+      </w:r>
+      <w:r>
+        <w:t>）登录模块</w:t>
+      </w:r>
+    </w:p>
+    <w:p>
+      <w:pPr>
+        <w:ind w:firstLine="480"/>
+      </w:pPr>
+      <w:r>
+        <w:t>系统登录模块是整个系统的入口，学生、企业、辅导员和管理员均通过统一的登录入口进行身份验证。用户输入账号与密码后，前端首先进行非空校验，校验通过后将请求发送至后端，后端查询数据库并对密码进行验证，验证失败则返回错误提示，验证成功则根据用户角色签发对应的</w:t>
       </w:r>
       <w:r>
         <w:t xml:space="preserve"> </w:t>
       </w:r>
-      <w:r>
-        <w:t>系统的实现与测试</w:t>
-      </w:r>
-      <w:bookmarkEnd w:id="40"/>
-    </w:p>
-    <w:p>
-      <w:pPr>
-        <w:pStyle w:val="21"/>
-        <w:rPr>
-          <w:rFonts w:hint="eastAsia"/>
-        </w:rPr>
-      </w:pPr>
-      <w:bookmarkStart w:id="41" w:name="_Toc223832040"/>
-      <w:r>
-        <w:t>5.1 系统功能模块的实现</w:t>
-      </w:r>
-      <w:bookmarkEnd w:id="41"/>
-    </w:p>
-    <w:p>
-      <w:pPr>
-        <w:pStyle w:val="31"/>
-      </w:pPr>
-      <w:bookmarkStart w:id="42" w:name="_Toc223832041"/>
-      <w:r>
-        <w:t>5.1.1 系统登录注册模块的实现</w:t>
-      </w:r>
-      <w:bookmarkEnd w:id="42"/>
-    </w:p>
-    <w:p>
-      <w:pPr>
-        <w:ind w:firstLine="480"/>
-      </w:pPr>
-      <w:r>
-        <w:t>（</w:t>
-      </w:r>
-      <w:r>
-        <w:t>1</w:t>
-      </w:r>
-      <w:r>
-        <w:t>）登录模块</w:t>
-      </w:r>
-    </w:p>
-    <w:p>
-      <w:pPr>
-        <w:ind w:firstLine="480"/>
-      </w:pPr>
-      <w:r>
-        <w:t>系统登录模块是整个系统的入口，学生、企业、辅导员和管理员均通过统一的登录入口进行身份验证。用户输入账号与密码后，前端首先进行非空校验，校验通过后将请求发送至后端，后端查询数据库并对密码进行验证，验证失败则返回错误提示，验证成功则根据用户角色签发对应的</w:t>
-      </w:r>
-      <w:r>
-        <w:t xml:space="preserve"> </w:t>
-      </w:r>
       <w:proofErr w:type="spellStart"/>
       <w:r>
         <w:t>JWT</w:t>
@@ -31950,7 +31942,11 @@
         <w:t xml:space="preserve"> Token </w:t>
       </w:r>
       <w:r>
-        <w:t>后将其存储于本地，并根据角色类型自动跳转至对应的功能首页。登录模块的实现流程如图</w:t>
+        <w:t>后将其存储于本地，并根据角色类</w:t>
+      </w:r>
+      <w:r>
+        <w:lastRenderedPageBreak/>
+        <w:t>型自动跳转至对应的功能首页。登录模块的实现流程如图</w:t>
       </w:r>
       <w:r>
         <w:t>5.1.1-1</w:t>
@@ -31959,11 +31955,7 @@
         <w:t>所示，实现界面如图</w:t>
       </w:r>
       <w:r>
-        <w:t>5.1.1-</w:t>
-      </w:r>
-      <w:r>
-        <w:lastRenderedPageBreak/>
-        <w:t>2</w:t>
+        <w:t>5.1.1-2</w:t>
       </w:r>
       <w:r>
         <w:t>所示。</w:t>
@@ -32022,9 +32014,6 @@
       <w:pPr>
         <w:ind w:firstLineChars="0" w:firstLine="0"/>
         <w:jc w:val="center"/>
-        <w:rPr>
-          <w:rFonts w:hint="eastAsia"/>
-        </w:rPr>
       </w:pPr>
       <w:r>
         <w:rPr>
@@ -32039,9 +32028,6 @@
       <w:pPr>
         <w:ind w:firstLineChars="0" w:firstLine="0"/>
         <w:jc w:val="center"/>
-        <w:rPr>
-          <w:rFonts w:hint="eastAsia"/>
-        </w:rPr>
       </w:pPr>
       <w:r>
         <w:rPr>
@@ -32095,9 +32081,6 @@
       <w:pPr>
         <w:ind w:firstLineChars="0" w:firstLine="0"/>
         <w:jc w:val="center"/>
-        <w:rPr>
-          <w:rFonts w:hint="eastAsia"/>
-        </w:rPr>
       </w:pPr>
       <w:r>
         <w:rPr>
@@ -32113,6 +32096,7 @@
         <w:ind w:firstLine="480"/>
       </w:pPr>
       <w:r>
+        <w:lastRenderedPageBreak/>
         <w:t>（</w:t>
       </w:r>
       <w:r>
@@ -32127,7 +32111,6 @@
         <w:ind w:firstLine="480"/>
       </w:pPr>
       <w:r>
-        <w:lastRenderedPageBreak/>
         <w:t>注册模块包括辅导员注册、学生注册和企业注册。当用户首次进入平台时，需要完成个人信息的注册，然后才可以用户名和密码登录。辅导员注册页面包括登录账号、密码、邮箱、手机号和所属院系。学生注册页面包括登录账号、密码、真实姓名、邮箱、手机号、所在学校、所在院系、所学专业和选择指导老师。指导老师选择为下拉框选择模式，数据来源于</w:t>
       </w:r>
       <w:r>
@@ -32200,9 +32183,6 @@
       <w:pPr>
         <w:ind w:firstLineChars="0" w:firstLine="0"/>
         <w:jc w:val="center"/>
-        <w:rPr>
-          <w:rFonts w:hint="eastAsia"/>
-        </w:rPr>
       </w:pPr>
       <w:r>
         <w:rPr>
@@ -32339,9 +32319,6 @@
       <w:pPr>
         <w:ind w:firstLineChars="0" w:firstLine="0"/>
         <w:jc w:val="center"/>
-        <w:rPr>
-          <w:rFonts w:hint="eastAsia"/>
-        </w:rPr>
       </w:pPr>
       <w:r>
         <w:rPr>
@@ -32472,9 +32449,6 @@
       <w:pPr>
         <w:ind w:firstLineChars="0" w:firstLine="0"/>
         <w:jc w:val="center"/>
-        <w:rPr>
-          <w:rFonts w:hint="eastAsia"/>
-        </w:rPr>
       </w:pPr>
       <w:r>
         <w:rPr>
@@ -32550,9 +32524,6 @@
       <w:pPr>
         <w:ind w:firstLineChars="0" w:firstLine="0"/>
         <w:jc w:val="center"/>
-        <w:rPr>
-          <w:rFonts w:hint="eastAsia"/>
-        </w:rPr>
       </w:pPr>
       <w:r>
         <w:rPr>
@@ -32567,9 +32538,6 @@
       <w:pPr>
         <w:ind w:firstLineChars="0" w:firstLine="0"/>
         <w:jc w:val="center"/>
-        <w:rPr>
-          <w:rFonts w:hint="eastAsia"/>
-        </w:rPr>
       </w:pPr>
       <w:r>
         <w:rPr>
@@ -32630,9 +32598,6 @@
       <w:pPr>
         <w:ind w:firstLineChars="0" w:firstLine="0"/>
         <w:jc w:val="center"/>
-        <w:rPr>
-          <w:rFonts w:hint="eastAsia"/>
-        </w:rPr>
       </w:pPr>
       <w:r>
         <w:rPr>
@@ -32736,9 +32701,6 @@
       <w:pPr>
         <w:ind w:firstLineChars="0" w:firstLine="0"/>
         <w:jc w:val="center"/>
-        <w:rPr>
-          <w:rFonts w:hint="eastAsia"/>
-        </w:rPr>
       </w:pPr>
       <w:r>
         <w:rPr>
@@ -32878,9 +32840,6 @@
       <w:pPr>
         <w:ind w:firstLineChars="0" w:firstLine="0"/>
         <w:jc w:val="center"/>
-        <w:rPr>
-          <w:rFonts w:hint="eastAsia"/>
-        </w:rPr>
       </w:pPr>
       <w:r>
         <w:rPr>
@@ -32991,9 +32950,6 @@
       <w:pPr>
         <w:ind w:firstLineChars="0" w:firstLine="0"/>
         <w:jc w:val="center"/>
-        <w:rPr>
-          <w:rFonts w:hint="eastAsia"/>
-        </w:rPr>
       </w:pPr>
       <w:r>
         <w:rPr>
@@ -33117,9 +33073,6 @@
       <w:pPr>
         <w:ind w:firstLineChars="0" w:firstLine="0"/>
         <w:jc w:val="center"/>
-        <w:rPr>
-          <w:rFonts w:hint="eastAsia"/>
-        </w:rPr>
       </w:pPr>
       <w:r>
         <w:rPr>
@@ -33208,9 +33161,6 @@
       <w:pPr>
         <w:ind w:firstLineChars="0" w:firstLine="0"/>
         <w:jc w:val="center"/>
-        <w:rPr>
-          <w:rFonts w:hint="eastAsia"/>
-        </w:rPr>
       </w:pPr>
       <w:r>
         <w:rPr>
@@ -33334,9 +33284,6 @@
       <w:pPr>
         <w:ind w:firstLineChars="0" w:firstLine="0"/>
         <w:jc w:val="center"/>
-        <w:rPr>
-          <w:rFonts w:hint="eastAsia"/>
-        </w:rPr>
       </w:pPr>
       <w:r>
         <w:rPr>
@@ -33351,9 +33298,6 @@
       <w:pPr>
         <w:ind w:firstLineChars="0" w:firstLine="0"/>
         <w:jc w:val="center"/>
-        <w:rPr>
-          <w:rFonts w:hint="eastAsia"/>
-        </w:rPr>
       </w:pPr>
       <w:r>
         <w:rPr>
@@ -33400,9 +33344,6 @@
       <w:pPr>
         <w:ind w:firstLineChars="0" w:firstLine="0"/>
         <w:jc w:val="center"/>
-        <w:rPr>
-          <w:rFonts w:hint="eastAsia"/>
-        </w:rPr>
       </w:pPr>
       <w:r>
         <w:rPr>
@@ -33530,9 +33471,6 @@
       <w:pPr>
         <w:ind w:firstLineChars="0" w:firstLine="0"/>
         <w:jc w:val="center"/>
-        <w:rPr>
-          <w:rFonts w:hint="eastAsia"/>
-        </w:rPr>
       </w:pPr>
       <w:r>
         <w:rPr>
@@ -33628,9 +33566,6 @@
       <w:pPr>
         <w:ind w:firstLineChars="0" w:firstLine="0"/>
         <w:jc w:val="center"/>
-        <w:rPr>
-          <w:rFonts w:hint="eastAsia"/>
-        </w:rPr>
       </w:pPr>
       <w:r>
         <w:rPr>
@@ -33836,9 +33771,6 @@
       <w:pPr>
         <w:ind w:firstLineChars="0" w:firstLine="0"/>
         <w:jc w:val="center"/>
-        <w:rPr>
-          <w:rFonts w:hint="eastAsia"/>
-        </w:rPr>
       </w:pPr>
       <w:r>
         <w:rPr>
@@ -33927,9 +33859,6 @@
       <w:pPr>
         <w:ind w:firstLineChars="0" w:firstLine="0"/>
         <w:jc w:val="center"/>
-        <w:rPr>
-          <w:rFonts w:hint="eastAsia"/>
-        </w:rPr>
       </w:pPr>
       <w:r>
         <w:rPr>
@@ -34134,9 +34063,6 @@
       <w:pPr>
         <w:ind w:firstLineChars="0" w:firstLine="0"/>
         <w:jc w:val="center"/>
-        <w:rPr>
-          <w:rFonts w:hint="eastAsia"/>
-        </w:rPr>
       </w:pPr>
       <w:r>
         <w:rPr>
@@ -34265,9 +34191,6 @@
       <w:pPr>
         <w:ind w:firstLine="420"/>
         <w:jc w:val="center"/>
-        <w:rPr>
-          <w:rFonts w:hint="eastAsia"/>
-        </w:rPr>
       </w:pPr>
       <w:r>
         <w:rPr>
@@ -34328,9 +34251,6 @@
       <w:pPr>
         <w:ind w:firstLine="420"/>
         <w:jc w:val="center"/>
-        <w:rPr>
-          <w:rFonts w:hint="eastAsia"/>
-        </w:rPr>
       </w:pPr>
       <w:r>
         <w:rPr>
@@ -34444,9 +34364,6 @@
       <w:pPr>
         <w:ind w:firstLine="420"/>
         <w:jc w:val="center"/>
-        <w:rPr>
-          <w:rFonts w:hint="eastAsia"/>
-        </w:rPr>
       </w:pPr>
       <w:r>
         <w:rPr>
@@ -34543,9 +34460,6 @@
       <w:pPr>
         <w:ind w:firstLineChars="0" w:firstLine="0"/>
         <w:jc w:val="center"/>
-        <w:rPr>
-          <w:rFonts w:hint="eastAsia"/>
-        </w:rPr>
       </w:pPr>
       <w:r>
         <w:rPr>
@@ -34695,9 +34609,6 @@
       <w:pPr>
         <w:ind w:firstLine="420"/>
         <w:jc w:val="center"/>
-        <w:rPr>
-          <w:rFonts w:hint="eastAsia"/>
-        </w:rPr>
       </w:pPr>
       <w:r>
         <w:rPr>
@@ -34816,9 +34727,6 @@
       <w:pPr>
         <w:ind w:firstLine="420"/>
         <w:jc w:val="center"/>
-        <w:rPr>
-          <w:rFonts w:hint="eastAsia"/>
-        </w:rPr>
       </w:pPr>
       <w:r>
         <w:rPr>
@@ -34879,9 +34787,6 @@
       <w:pPr>
         <w:ind w:firstLine="420"/>
         <w:jc w:val="center"/>
-        <w:rPr>
-          <w:rFonts w:hint="eastAsia"/>
-        </w:rPr>
       </w:pPr>
       <w:r>
         <w:rPr>
@@ -34925,53 +34830,53 @@
         <w:rPr>
           <w:vertAlign w:val="superscript"/>
         </w:rPr>
+        <w:instrText xml:space="preserve"> \* MERGEFORMAT </w:instrText>
       </w:r>
       <w:r>
         <w:rPr>
           <w:vertAlign w:val="superscript"/>
         </w:rPr>
+      </w:r>
+      <w:r>
+        <w:rPr>
+          <w:vertAlign w:val="superscript"/>
+        </w:rPr>
+        <w:fldChar w:fldCharType="separate"/>
+      </w:r>
+      <w:r>
+        <w:rPr>
+          <w:vertAlign w:val="superscript"/>
+        </w:rPr>
+        <w:t>[36]</w:t>
+      </w:r>
+      <w:r>
+        <w:rPr>
+          <w:vertAlign w:val="superscript"/>
+        </w:rPr>
+        <w:fldChar w:fldCharType="end"/>
+      </w:r>
+      <w:r>
+        <w:rPr>
+          <w:vertAlign w:val="superscript"/>
+        </w:rPr>
+        <w:fldChar w:fldCharType="begin"/>
+      </w:r>
+      <w:r>
+        <w:rPr>
+          <w:vertAlign w:val="superscript"/>
+        </w:rPr>
+        <w:instrText xml:space="preserve"> REF _Ref223829809 \r \h </w:instrText>
+      </w:r>
+      <w:r>
+        <w:rPr>
+          <w:vertAlign w:val="superscript"/>
+        </w:rPr>
         <w:instrText xml:space="preserve"> \* MERGEFORMAT </w:instrText>
       </w:r>
       <w:r>
         <w:rPr>
           <w:vertAlign w:val="superscript"/>
         </w:rPr>
-        <w:fldChar w:fldCharType="separate"/>
-      </w:r>
-      <w:r>
-        <w:rPr>
-          <w:vertAlign w:val="superscript"/>
-        </w:rPr>
-        <w:t>[36]</w:t>
-      </w:r>
-      <w:r>
-        <w:rPr>
-          <w:vertAlign w:val="superscript"/>
-        </w:rPr>
-        <w:fldChar w:fldCharType="end"/>
-      </w:r>
-      <w:r>
-        <w:rPr>
-          <w:vertAlign w:val="superscript"/>
-        </w:rPr>
-        <w:fldChar w:fldCharType="begin"/>
-      </w:r>
-      <w:r>
-        <w:rPr>
-          <w:vertAlign w:val="superscript"/>
-        </w:rPr>
-        <w:instrText xml:space="preserve"> REF _Ref223829809 \r \h </w:instrText>
-      </w:r>
-      <w:r>
-        <w:rPr>
-          <w:vertAlign w:val="superscript"/>
-        </w:rPr>
-      </w:r>
-      <w:r>
-        <w:rPr>
-          <w:vertAlign w:val="superscript"/>
-        </w:rPr>
-        <w:instrText xml:space="preserve"> \* MERGEFORMAT </w:instrText>
       </w:r>
       <w:r>
         <w:rPr>
@@ -35056,7 +34961,7 @@
         <w:ind w:firstLineChars="0" w:firstLine="0"/>
         <w:jc w:val="center"/>
         <w:rPr>
-          <w:rFonts w:ascii="SimSun" w:hAnsi="SimSun" w:cs="SimSun" w:hint="eastAsia"/>
+          <w:rFonts w:ascii="SimSun" w:hAnsi="SimSun" w:cs="SimSun"/>
           <w:sz w:val="21"/>
           <w:szCs w:val="21"/>
         </w:rPr>
@@ -35431,9 +35336,6 @@
     <w:p>
       <w:pPr>
         <w:ind w:firstLine="480"/>
-        <w:rPr>
-          <w:rFonts w:hint="eastAsia"/>
-        </w:rPr>
       </w:pPr>
     </w:p>
     <w:p>
@@ -35921,9 +35823,6 @@
     <w:p>
       <w:pPr>
         <w:ind w:firstLineChars="0" w:firstLine="0"/>
-        <w:rPr>
-          <w:rFonts w:hint="eastAsia"/>
-        </w:rPr>
       </w:pPr>
     </w:p>
     <w:p>
@@ -35975,72 +35874,72 @@
         <w:rPr>
           <w:vertAlign w:val="superscript"/>
         </w:rPr>
+        <w:instrText xml:space="preserve"> \* MERGEFORMAT </w:instrText>
       </w:r>
       <w:r>
         <w:rPr>
           <w:vertAlign w:val="superscript"/>
         </w:rPr>
+      </w:r>
+      <w:r>
+        <w:rPr>
+          <w:vertAlign w:val="superscript"/>
+        </w:rPr>
+        <w:fldChar w:fldCharType="separate"/>
+      </w:r>
+      <w:r>
+        <w:rPr>
+          <w:vertAlign w:val="superscript"/>
+        </w:rPr>
+        <w:t>[38]</w:t>
+      </w:r>
+      <w:r>
+        <w:rPr>
+          <w:vertAlign w:val="superscript"/>
+        </w:rPr>
+        <w:fldChar w:fldCharType="end"/>
+      </w:r>
+      <w:r>
+        <w:t>。</w:t>
+      </w:r>
+      <w:proofErr w:type="gramStart"/>
+      <w:r>
+        <w:t>白盒测试</w:t>
+      </w:r>
+      <w:proofErr w:type="gramEnd"/>
+      <w:r>
+        <w:t>又</w:t>
+      </w:r>
+      <w:proofErr w:type="gramStart"/>
+      <w:r>
+        <w:t>称结构</w:t>
+      </w:r>
+      <w:proofErr w:type="gramEnd"/>
+      <w:r>
+        <w:t>测试，测试人员需要了解系统内部代码结构与执行路径，通过设计覆盖各分支逻辑的测试用例来发现潜在的代码缺陷</w:t>
+      </w:r>
+      <w:r>
+        <w:rPr>
+          <w:vertAlign w:val="superscript"/>
+        </w:rPr>
+        <w:fldChar w:fldCharType="begin"/>
+      </w:r>
+      <w:r>
+        <w:rPr>
+          <w:vertAlign w:val="superscript"/>
+        </w:rPr>
+        <w:instrText xml:space="preserve"> REF _Ref223829831 \r \h </w:instrText>
+      </w:r>
+      <w:r>
+        <w:rPr>
+          <w:vertAlign w:val="superscript"/>
+        </w:rPr>
         <w:instrText xml:space="preserve"> \* MERGEFORMAT </w:instrText>
       </w:r>
       <w:r>
         <w:rPr>
           <w:vertAlign w:val="superscript"/>
         </w:rPr>
-        <w:fldChar w:fldCharType="separate"/>
-      </w:r>
-      <w:r>
-        <w:rPr>
-          <w:vertAlign w:val="superscript"/>
-        </w:rPr>
-        <w:t>[38]</w:t>
-      </w:r>
-      <w:r>
-        <w:rPr>
-          <w:vertAlign w:val="superscript"/>
-        </w:rPr>
-        <w:fldChar w:fldCharType="end"/>
-      </w:r>
-      <w:r>
-        <w:t>。</w:t>
-      </w:r>
-      <w:proofErr w:type="gramStart"/>
-      <w:r>
-        <w:t>白盒测试</w:t>
-      </w:r>
-      <w:proofErr w:type="gramEnd"/>
-      <w:r>
-        <w:t>又</w:t>
-      </w:r>
-      <w:proofErr w:type="gramStart"/>
-      <w:r>
-        <w:t>称结构</w:t>
-      </w:r>
-      <w:proofErr w:type="gramEnd"/>
-      <w:r>
-        <w:t>测试，测试人员需要了解系统内部代码结构与执行路径，通过设计覆盖各分支逻辑的测试用例来发现潜在的代码缺陷</w:t>
-      </w:r>
-      <w:r>
-        <w:rPr>
-          <w:vertAlign w:val="superscript"/>
-        </w:rPr>
-        <w:fldChar w:fldCharType="begin"/>
-      </w:r>
-      <w:r>
-        <w:rPr>
-          <w:vertAlign w:val="superscript"/>
-        </w:rPr>
-        <w:instrText xml:space="preserve"> REF _Ref223829831 \r \h </w:instrText>
-      </w:r>
-      <w:r>
-        <w:rPr>
-          <w:vertAlign w:val="superscript"/>
-        </w:rPr>
-      </w:r>
-      <w:r>
-        <w:rPr>
-          <w:vertAlign w:val="superscript"/>
-        </w:rPr>
-        <w:instrText xml:space="preserve"> \* MERGEFORMAT </w:instrText>
       </w:r>
       <w:r>
         <w:rPr>
@@ -37755,17 +37654,11 @@
     <w:p>
       <w:pPr>
         <w:ind w:firstLineChars="0" w:firstLine="0"/>
-        <w:rPr>
-          <w:rFonts w:hint="eastAsia"/>
-        </w:rPr>
       </w:pPr>
     </w:p>
     <w:p>
       <w:pPr>
         <w:ind w:firstLine="480"/>
-        <w:rPr>
-          <w:rFonts w:hint="eastAsia"/>
-        </w:rPr>
       </w:pPr>
       <w:r>
         <w:t>每个模块的测试大同小异不再重复</w:t>
@@ -37885,9 +37778,6 @@
     <w:p>
       <w:pPr>
         <w:pStyle w:val="af3"/>
-        <w:rPr>
-          <w:rFonts w:hint="eastAsia"/>
-        </w:rPr>
       </w:pPr>
       <w:r>
         <w:t>图5.2.3-1 账号锁定提示界面</w:t>
@@ -37983,9 +37873,6 @@
     <w:p>
       <w:pPr>
         <w:pStyle w:val="af3"/>
-        <w:rPr>
-          <w:rFonts w:hint="eastAsia"/>
-        </w:rPr>
       </w:pPr>
       <w:r>
         <w:t>图5.2.3-2 企业账号待审核状态界面</w:t>
@@ -38042,9 +37929,6 @@
       <w:pPr>
         <w:ind w:firstLine="420"/>
         <w:jc w:val="center"/>
-        <w:rPr>
-          <w:rFonts w:hint="eastAsia"/>
-        </w:rPr>
       </w:pPr>
       <w:r>
         <w:rPr>
@@ -38068,9 +37952,6 @@
     <w:p>
       <w:pPr>
         <w:ind w:firstLine="480"/>
-        <w:rPr>
-          <w:rFonts w:hint="eastAsia"/>
-        </w:rPr>
       </w:pPr>
       <w:r>
         <w:t>本章对就业指导系统的实现与测试进行了介绍。实现部分按登录注册、管理员、辅导员、学生、企业、</w:t>
@@ -38085,9 +37966,6 @@
     <w:p>
       <w:pPr>
         <w:pStyle w:val="1"/>
-        <w:rPr>
-          <w:rFonts w:hint="eastAsia"/>
-        </w:rPr>
       </w:pPr>
       <w:bookmarkStart w:id="53" w:name="_Toc223832052"/>
       <w:r>
@@ -38192,9 +38070,6 @@
     <w:p>
       <w:pPr>
         <w:ind w:firstLine="480"/>
-        <w:rPr>
-          <w:rFonts w:hint="eastAsia"/>
-        </w:rPr>
       </w:pPr>
       <w:r>
         <w:lastRenderedPageBreak/>
@@ -38212,9 +38087,6 @@
     <w:p>
       <w:pPr>
         <w:ind w:firstLine="480"/>
-        <w:rPr>
-          <w:rFonts w:hint="eastAsia"/>
-        </w:rPr>
       </w:pPr>
       <w:r>
         <w:br w:type="page"/>
